--- a/R/markttool_AER_vergelijking-v2.docx
+++ b/R/markttool_AER_vergelijking-v2.docx
@@ -95,7 +95,7 @@
         <w:pStyle w:val="Date"/>
       </w:pPr>
       <w:r>
-        <w:t xml:space="preserve">10</w:t>
+        <w:t xml:space="preserve">20</w:t>
       </w:r>
       <w:r>
         <w:t xml:space="preserve"> </w:t>
@@ -223,83 +223,19 @@
           <w:bCs/>
           <w:b/>
         </w:rPr>
-        <w:t xml:space="preserve">Twee belangrijke kanttekeningen:</w:t>
+        <w:t xml:space="preserve">Belangrijke kanttekening:</w:t>
       </w:r>
     </w:p>
     <w:p>
       <w:pPr>
-        <w:numPr>
-          <w:ilvl w:val="0"/>
-          <w:numId w:val="1002"/>
-        </w:numPr>
-        <w:pStyle w:val="Compact"/>
-      </w:pPr>
-      <w:r>
-        <w:rPr>
-          <w:bCs/>
-          <w:b/>
-        </w:rPr>
-        <w:t xml:space="preserve">Alleen gewicht, geen waarde.</w:t>
+        <w:pStyle w:val="BodyText"/>
+      </w:pPr>
+      <w:r>
+        <w:t xml:space="preserve">_</w:t>
       </w:r>
       <w:r>
         <w:t xml:space="preserve"> </w:t>
       </w:r>
-      <w:r>
-        <w:t xml:space="preserve">De Markttool-download bevat een gewicht in</w:t>
-      </w:r>
-      <w:r>
-        <w:t xml:space="preserve"> </w:t>
-      </w:r>
-      <w:r>
-        <w:rPr>
-          <w:iCs/>
-          <w:i/>
-        </w:rPr>
-        <w:t xml:space="preserve">WFE</w:t>
-      </w:r>
-      <w:r>
-        <w:t xml:space="preserve"> </w:t>
-      </w:r>
-      <w:r>
-        <w:t xml:space="preserve">(Whole Fish Equivalent, kg) maar geen geldbedrag. AER heeft wel een</w:t>
-      </w:r>
-      <w:r>
-        <w:t xml:space="preserve"> </w:t>
-      </w:r>
-      <w:r>
-        <w:t xml:space="preserve">waarde in euro’s, maar om appels met appels te vergelijken gebruiken we</w:t>
-      </w:r>
-      <w:r>
-        <w:t xml:space="preserve"> </w:t>
-      </w:r>
-      <w:r>
-        <w:t xml:space="preserve">hier voor alle drie de stromen het</w:t>
-      </w:r>
-      <w:r>
-        <w:t xml:space="preserve"> </w:t>
-      </w:r>
-      <w:r>
-        <w:rPr>
-          <w:bCs/>
-          <w:b/>
-        </w:rPr>
-        <w:t xml:space="preserve">gewicht</w:t>
-      </w:r>
-      <w:r>
-        <w:t xml:space="preserve"> </w:t>
-      </w:r>
-      <w:r>
-        <w:t xml:space="preserve">(in ton).</w:t>
-      </w:r>
-    </w:p>
-    <w:p>
-      <w:pPr>
-        <w:numPr>
-          <w:ilvl w:val="0"/>
-          <w:numId w:val="1002"/>
-        </w:numPr>
-        <w:pStyle w:val="Compact"/>
-      </w:pPr>
       <w:r>
         <w:rPr>
           <w:bCs/>
@@ -317,13 +253,13 @@
         <w:t xml:space="preserve"> </w:t>
       </w:r>
       <w:r>
-        <w:t xml:space="preserve">alleen een vrije productomschrijving. Onderstaande code herkent</w:t>
+        <w:t xml:space="preserve">alleen een vrije productomschrijving. In de code worden</w:t>
       </w:r>
       <w:r>
         <w:t xml:space="preserve"> </w:t>
       </w:r>
       <w:r>
-        <w:t xml:space="preserve">soortnamen via trefwoorden in die omschrijving en koppelt ze aan dezelfde</w:t>
+        <w:t xml:space="preserve">soortnamen herkend via trefwoorden in die omschrijving en koppelt ze aan dezelfde</w:t>
       </w:r>
       <w:r>
         <w:t xml:space="preserve"> </w:t>
@@ -347,7 +283,29 @@
         <w:t xml:space="preserve"> </w:t>
       </w:r>
       <w:r>
-        <w:t xml:space="preserve">terecht een aanvoer van (bijna) nul.</w:t>
+        <w:t xml:space="preserve">terecht een aanvoer van (bijna) nul. Desondanks blijft er een grote categorie</w:t>
+      </w:r>
+      <w:r>
+        <w:t xml:space="preserve"> </w:t>
+      </w:r>
+      <w:r>
+        <w:rPr>
+          <w:bCs/>
+          <w:b/>
+        </w:rPr>
+        <w:t xml:space="preserve">Overig / onbekend</w:t>
+      </w:r>
+      <w:r>
+        <w:t xml:space="preserve"> </w:t>
+      </w:r>
+      <w:r>
+        <w:t xml:space="preserve">over die kan bestaan uit verwerkte producten van verschillende</w:t>
+      </w:r>
+      <w:r>
+        <w:t xml:space="preserve"> </w:t>
+      </w:r>
+      <w:r>
+        <w:t xml:space="preserve">of meerdere soorten.</w:t>
       </w:r>
     </w:p>
     <w:p>
@@ -356,13 +314,13 @@
       </w:r>
     </w:p>
     <w:bookmarkEnd w:id="20"/>
-    <w:bookmarkStart w:id="28" w:name="Xd1ee12781a13db2d9fc2ad93e61beea3f960f91"/>
+    <w:bookmarkStart w:id="24" w:name="de-totale-visstromen-in-beeld"/>
     <w:p>
       <w:pPr>
         <w:pStyle w:val="Heading1"/>
       </w:pPr>
       <w:r>
-        <w:t xml:space="preserve">Wat blijft er in Nederland (aanvoer + kweek + import − export)?</w:t>
+        <w:t xml:space="preserve">De totale visstromen in beeld</w:t>
       </w:r>
     </w:p>
     <w:p>
@@ -370,6 +328,36 @@
         <w:pStyle w:val="FirstParagraph"/>
       </w:pPr>
       <w:r>
+        <w:t xml:space="preserve">De aanvoerstromen staan rechts in de figuur en bestaan uit de aanvoer (uit AER),</w:t>
+      </w:r>
+      <w:r>
+        <w:t xml:space="preserve"> </w:t>
+      </w:r>
+      <w:r>
+        <w:t xml:space="preserve">de kweek van mosselen (uit Agrimatie) en de import van verschillende landen.</w:t>
+      </w:r>
+      <w:r>
+        <w:t xml:space="preserve"> </w:t>
+      </w:r>
+      <w:r>
+        <w:t xml:space="preserve">Het percentage is het deel van de totaal beschikbare hoeveelheid die wordt aangevoerd</w:t>
+      </w:r>
+      <w:r>
+        <w:t xml:space="preserve"> </w:t>
+      </w:r>
+      <w:r>
+        <w:t xml:space="preserve">door de Nederlandse visserij.</w:t>
+      </w:r>
+      <w:r>
+        <w:t xml:space="preserve"> </w:t>
+      </w:r>
+      <w:r>
+        <w:t xml:space="preserve">De uitvoer bestaat uit de export en staat links in de figuur.</w:t>
+      </w:r>
+      <w:r>
+        <w:t xml:space="preserve"> </w:t>
+      </w:r>
+      <w:r>
         <w:t xml:space="preserve">Het verschil tussen wat binnenkomt (aanvoer + kweek + import) en wat weer wordt</w:t>
       </w:r>
       <w:r>
@@ -391,13 +379,13 @@
         <w:t xml:space="preserve">”</w:t>
       </w:r>
       <w:r>
-        <w:t xml:space="preserve">:</w:t>
+        <w:t xml:space="preserve">.</w:t>
       </w:r>
       <w:r>
         <w:t xml:space="preserve"> </w:t>
       </w:r>
       <w:r>
-        <w:t xml:space="preserve">een mix van</w:t>
+        <w:t xml:space="preserve">Het is een mix van</w:t>
       </w:r>
       <w:r>
         <w:t xml:space="preserve"> </w:t>
@@ -444,19 +432,7 @@
         <w:t xml:space="preserve"> </w:t>
       </w:r>
       <w:r>
-        <w:t xml:space="preserve">massabalans-indicator. Omdat de Markttool-gewichten al in WFE zijn</w:t>
-      </w:r>
-      <w:r>
-        <w:t xml:space="preserve"> </w:t>
-      </w:r>
-      <w:r>
-        <w:t xml:space="preserve">uitgedrukt — precies bedoeld om vergelijkbaar te zijn met aanvoercijfers —</w:t>
-      </w:r>
-      <w:r>
-        <w:t xml:space="preserve"> </w:t>
-      </w:r>
-      <w:r>
-        <w:t xml:space="preserve">is deze optelling inhoudelijk consistent.</w:t>
+        <w:t xml:space="preserve">massabalans-indicator.</w:t>
       </w:r>
     </w:p>
     <w:p>
@@ -464,19 +440,13 @@
         <w:pStyle w:val="BodyText"/>
       </w:pPr>
       <w:r>
-        <w:t xml:space="preserve">Een negatieve waarde (meer export dan aanbod) kan wijzen op voorraadgebruik</w:t>
+        <w:t xml:space="preserve">Het aandeel van de Nederlandse vangst in de totaal beschikbare hoeveelheid vis</w:t>
       </w:r>
       <w:r>
         <w:t xml:space="preserve"> </w:t>
       </w:r>
       <w:r>
-        <w:t xml:space="preserve">uit eerdere jaren, op afwijkingen tussen de AER- en Markttool-periodes, of op</w:t>
-      </w:r>
-      <w:r>
-        <w:t xml:space="preserve"> </w:t>
-      </w:r>
-      <w:r>
-        <w:t xml:space="preserve">onvolledige soortherkenning in één van beide bronnen.</w:t>
+        <w:t xml:space="preserve">in Nederland is teruggelopen van 18% in 2018 tot 13-14% in 2024.</w:t>
       </w:r>
     </w:p>
     <w:p>
@@ -531,6 +501,24 @@
         <w:br w:type="page"/>
       </w:r>
     </w:p>
+    <w:bookmarkEnd w:id="24"/>
+    <w:bookmarkStart w:id="28" w:name="de-visstromen-per-jaar-en-per-soort"/>
+    <w:p>
+      <w:pPr>
+        <w:pStyle w:val="Heading1"/>
+      </w:pPr>
+      <w:r>
+        <w:t xml:space="preserve">De visstromen per jaar en per soort</w:t>
+      </w:r>
+    </w:p>
+    <w:p>
+      <w:pPr>
+        <w:pStyle w:val="FirstParagraph"/>
+      </w:pPr>
+      <w:r>
+        <w:t xml:space="preserve">Dezelfde figuur als hierboven maar nu uitgezet per jaar en per soort.</w:t>
+      </w:r>
+    </w:p>
     <w:p>
       <w:pPr>
         <w:pStyle w:val="BodyText"/>
@@ -538,20 +526,20 @@
       <w:r>
         <w:drawing>
           <wp:inline>
-            <wp:extent cx="6464300" cy="3770841"/>
+            <wp:extent cx="6464300" cy="3877457"/>
             <wp:effectExtent b="0" l="0" r="0" t="0"/>
-            <wp:docPr descr="" title="" id="25" name="Picture"/>
+            <wp:docPr descr="" title="" id="26" name="Picture"/>
             <a:graphic>
               <a:graphicData uri="http://schemas.openxmlformats.org/drawingml/2006/picture">
                 <pic:pic>
                   <pic:nvPicPr>
-                    <pic:cNvPr descr="markttool_AER_vergelijking-v2_files/markttool_AER_vergelijking-v2_files/figure-docx/plot-kweek-aanvoer-import-vs-export-per-soort-1.png" id="26" name="Picture"/>
+                    <pic:cNvPr descr="markttool_AER_vergelijking-v2_files/markttool_AER_vergelijking-v2_files/figure-docx/plot-kweek-aanvoer-import-vs-export-per-soort-1.png" id="27" name="Picture"/>
                     <pic:cNvPicPr>
                       <a:picLocks noChangeArrowheads="1" noChangeAspect="1"/>
                     </pic:cNvPicPr>
                   </pic:nvPicPr>
                   <pic:blipFill>
-                    <a:blip r:embed="rId24"/>
+                    <a:blip r:embed="rId25"/>
                     <a:stretch>
                       <a:fillRect/>
                     </a:stretch>
@@ -559,7 +547,7 @@
                   <pic:spPr bwMode="auto">
                     <a:xfrm>
                       <a:off x="0" y="0"/>
-                      <a:ext cx="6464300" cy="3770841"/>
+                      <a:ext cx="6464300" cy="3877457"/>
                     </a:xfrm>
                     <a:prstGeom prst="rect">
                       <a:avLst/>
@@ -583,13 +571,83 @@
         <w:br w:type="page"/>
       </w:r>
     </w:p>
-    <w:bookmarkStart w:id="27" w:name="X6199eaac87d145527923ce5ebf54f025d10fc09"/>
+    <w:bookmarkEnd w:id="28"/>
+    <w:bookmarkStart w:id="34" w:name="de-visstromen-per-soort-en-per-jaar"/>
     <w:p>
       <w:pPr>
+        <w:pStyle w:val="Heading1"/>
+      </w:pPr>
+      <w:r>
+        <w:t xml:space="preserve">De visstromen per soort en per jaar</w:t>
+      </w:r>
+    </w:p>
+    <w:p>
+      <w:pPr>
+        <w:pStyle w:val="FirstParagraph"/>
+      </w:pPr>
+      <w:r>
+        <w:t xml:space="preserve">Dezelfde figuur als hierboven maar nu uitgezet per soort en per jaar.</w:t>
+      </w:r>
+    </w:p>
+    <w:p>
+      <w:pPr>
+        <w:pStyle w:val="BodyText"/>
+      </w:pPr>
+      <w:r>
+        <w:drawing>
+          <wp:inline>
+            <wp:extent cx="6464300" cy="7754915"/>
+            <wp:effectExtent b="0" l="0" r="0" t="0"/>
+            <wp:docPr descr="" title="" id="30" name="Picture"/>
+            <a:graphic>
+              <a:graphicData uri="http://schemas.openxmlformats.org/drawingml/2006/picture">
+                <pic:pic>
+                  <pic:nvPicPr>
+                    <pic:cNvPr descr="markttool_AER_vergelijking-v2_files/markttool_AER_vergelijking-v2_files/figure-docx/plot-kweek-aanvoer-import-vs-export-per-soort2-1.png" id="31" name="Picture"/>
+                    <pic:cNvPicPr>
+                      <a:picLocks noChangeArrowheads="1" noChangeAspect="1"/>
+                    </pic:cNvPicPr>
+                  </pic:nvPicPr>
+                  <pic:blipFill>
+                    <a:blip r:embed="rId29"/>
+                    <a:stretch>
+                      <a:fillRect/>
+                    </a:stretch>
+                  </pic:blipFill>
+                  <pic:spPr bwMode="auto">
+                    <a:xfrm>
+                      <a:off x="0" y="0"/>
+                      <a:ext cx="6464300" cy="7754915"/>
+                    </a:xfrm>
+                    <a:prstGeom prst="rect">
+                      <a:avLst/>
+                    </a:prstGeom>
+                    <a:noFill/>
+                    <a:ln w="9525">
+                      <a:noFill/>
+                      <a:headEnd/>
+                      <a:tailEnd/>
+                    </a:ln>
+                  </pic:spPr>
+                </pic:pic>
+              </a:graphicData>
+            </a:graphic>
+          </wp:inline>
+        </w:drawing>
+      </w:r>
+    </w:p>
+    <w:p>
+      <w:r>
+        <w:br w:type="page"/>
+      </w:r>
+    </w:p>
+    <w:bookmarkStart w:id="32" w:name="X1d0fdd329d0bb08de54199173cfbc63b2128844"/>
+    <w:p>
+      <w:pPr>
         <w:pStyle w:val="Heading2"/>
       </w:pPr>
       <w:r>
-        <w:t xml:space="preserve">Tabel: wat blijft er in Nederland, per soort (2020-2024)</w:t>
+        <w:t xml:space="preserve">Tabel: wat komt er binnen, wordt aangevoerd of gekweekt, wat gaat er uit en wat blijft er in Nederland, per soort (totaal voor 2018-2024)</w:t>
       </w:r>
     </w:p>
     <w:tbl>
@@ -730,55 +788,55 @@
               <w:jc w:val="right"/>
             </w:pPr>
             <w:r>
-              <w:t xml:space="preserve">331.692</w:t>
-            </w:r>
-          </w:p>
-        </w:tc>
-        <w:tc>
-          <w:tcPr/>
-          <w:p>
-            <w:pPr>
-              <w:pStyle w:val="Compact"/>
-              <w:jc w:val="right"/>
-            </w:pPr>
-            <w:r>
-              <w:t xml:space="preserve">1.389.131</w:t>
-            </w:r>
-          </w:p>
-        </w:tc>
-        <w:tc>
-          <w:tcPr/>
-          <w:p>
-            <w:pPr>
-              <w:pStyle w:val="Compact"/>
-              <w:jc w:val="right"/>
-            </w:pPr>
-            <w:r>
-              <w:t xml:space="preserve">1.720.823</w:t>
-            </w:r>
-          </w:p>
-        </w:tc>
-        <w:tc>
-          <w:tcPr/>
-          <w:p>
-            <w:pPr>
-              <w:pStyle w:val="Compact"/>
-              <w:jc w:val="right"/>
-            </w:pPr>
-            <w:r>
-              <w:t xml:space="preserve">1.241.308</w:t>
-            </w:r>
-          </w:p>
-        </w:tc>
-        <w:tc>
-          <w:tcPr/>
-          <w:p>
-            <w:pPr>
-              <w:pStyle w:val="Compact"/>
-              <w:jc w:val="right"/>
-            </w:pPr>
-            <w:r>
-              <w:t xml:space="preserve">479.514</w:t>
+              <w:t xml:space="preserve">415.592</w:t>
+            </w:r>
+          </w:p>
+        </w:tc>
+        <w:tc>
+          <w:tcPr/>
+          <w:p>
+            <w:pPr>
+              <w:pStyle w:val="Compact"/>
+              <w:jc w:val="right"/>
+            </w:pPr>
+            <w:r>
+              <w:t xml:space="preserve">2.265.507</w:t>
+            </w:r>
+          </w:p>
+        </w:tc>
+        <w:tc>
+          <w:tcPr/>
+          <w:p>
+            <w:pPr>
+              <w:pStyle w:val="Compact"/>
+              <w:jc w:val="right"/>
+            </w:pPr>
+            <w:r>
+              <w:t xml:space="preserve">2.681.099</w:t>
+            </w:r>
+          </w:p>
+        </w:tc>
+        <w:tc>
+          <w:tcPr/>
+          <w:p>
+            <w:pPr>
+              <w:pStyle w:val="Compact"/>
+              <w:jc w:val="right"/>
+            </w:pPr>
+            <w:r>
+              <w:t xml:space="preserve">2.639.587</w:t>
+            </w:r>
+          </w:p>
+        </w:tc>
+        <w:tc>
+          <w:tcPr/>
+          <w:p>
+            <w:pPr>
+              <w:pStyle w:val="Compact"/>
+              <w:jc w:val="right"/>
+            </w:pPr>
+            <w:r>
+              <w:t xml:space="preserve">41.512</w:t>
             </w:r>
           </w:p>
         </w:tc>
@@ -816,55 +874,55 @@
               <w:jc w:val="right"/>
             </w:pPr>
             <w:r>
-              <w:t xml:space="preserve">3.335</w:t>
-            </w:r>
-          </w:p>
-        </w:tc>
-        <w:tc>
-          <w:tcPr/>
-          <w:p>
-            <w:pPr>
-              <w:pStyle w:val="Compact"/>
-              <w:jc w:val="right"/>
-            </w:pPr>
-            <w:r>
-              <w:t xml:space="preserve">1.508.722</w:t>
-            </w:r>
-          </w:p>
-        </w:tc>
-        <w:tc>
-          <w:tcPr/>
-          <w:p>
-            <w:pPr>
-              <w:pStyle w:val="Compact"/>
-              <w:jc w:val="right"/>
-            </w:pPr>
-            <w:r>
-              <w:t xml:space="preserve">1.512.057</w:t>
-            </w:r>
-          </w:p>
-        </w:tc>
-        <w:tc>
-          <w:tcPr/>
-          <w:p>
-            <w:pPr>
-              <w:pStyle w:val="Compact"/>
-              <w:jc w:val="right"/>
-            </w:pPr>
-            <w:r>
-              <w:t xml:space="preserve">908.383</w:t>
-            </w:r>
-          </w:p>
-        </w:tc>
-        <w:tc>
-          <w:tcPr/>
-          <w:p>
-            <w:pPr>
-              <w:pStyle w:val="Compact"/>
-              <w:jc w:val="right"/>
-            </w:pPr>
-            <w:r>
-              <w:t xml:space="preserve">603.674</w:t>
+              <w:t xml:space="preserve">4.654</w:t>
+            </w:r>
+          </w:p>
+        </w:tc>
+        <w:tc>
+          <w:tcPr/>
+          <w:p>
+            <w:pPr>
+              <w:pStyle w:val="Compact"/>
+              <w:jc w:val="right"/>
+            </w:pPr>
+            <w:r>
+              <w:t xml:space="preserve">2.191.371</w:t>
+            </w:r>
+          </w:p>
+        </w:tc>
+        <w:tc>
+          <w:tcPr/>
+          <w:p>
+            <w:pPr>
+              <w:pStyle w:val="Compact"/>
+              <w:jc w:val="right"/>
+            </w:pPr>
+            <w:r>
+              <w:t xml:space="preserve">2.196.025</w:t>
+            </w:r>
+          </w:p>
+        </w:tc>
+        <w:tc>
+          <w:tcPr/>
+          <w:p>
+            <w:pPr>
+              <w:pStyle w:val="Compact"/>
+              <w:jc w:val="right"/>
+            </w:pPr>
+            <w:r>
+              <w:t xml:space="preserve">2.285.643</w:t>
+            </w:r>
+          </w:p>
+        </w:tc>
+        <w:tc>
+          <w:tcPr/>
+          <w:p>
+            <w:pPr>
+              <w:pStyle w:val="Compact"/>
+              <w:jc w:val="right"/>
+            </w:pPr>
+            <w:r>
+              <w:t xml:space="preserve">-89.618</w:t>
             </w:r>
           </w:p>
         </w:tc>
@@ -902,55 +960,55 @@
               <w:jc w:val="right"/>
             </w:pPr>
             <w:r>
-              <w:t xml:space="preserve">397.826</w:t>
-            </w:r>
-          </w:p>
-        </w:tc>
-        <w:tc>
-          <w:tcPr/>
-          <w:p>
-            <w:pPr>
-              <w:pStyle w:val="Compact"/>
-              <w:jc w:val="right"/>
-            </w:pPr>
-            <w:r>
-              <w:t xml:space="preserve">485.417</w:t>
-            </w:r>
-          </w:p>
-        </w:tc>
-        <w:tc>
-          <w:tcPr/>
-          <w:p>
-            <w:pPr>
-              <w:pStyle w:val="Compact"/>
-              <w:jc w:val="right"/>
-            </w:pPr>
-            <w:r>
-              <w:t xml:space="preserve">883.243</w:t>
-            </w:r>
-          </w:p>
-        </w:tc>
-        <w:tc>
-          <w:tcPr/>
-          <w:p>
-            <w:pPr>
-              <w:pStyle w:val="Compact"/>
-              <w:jc w:val="right"/>
-            </w:pPr>
-            <w:r>
-              <w:t xml:space="preserve">818.142</w:t>
-            </w:r>
-          </w:p>
-        </w:tc>
-        <w:tc>
-          <w:tcPr/>
-          <w:p>
-            <w:pPr>
-              <w:pStyle w:val="Compact"/>
-              <w:jc w:val="right"/>
-            </w:pPr>
-            <w:r>
-              <w:t xml:space="preserve">65.101</w:t>
+              <w:t xml:space="preserve">593.404</w:t>
+            </w:r>
+          </w:p>
+        </w:tc>
+        <w:tc>
+          <w:tcPr/>
+          <w:p>
+            <w:pPr>
+              <w:pStyle w:val="Compact"/>
+              <w:jc w:val="right"/>
+            </w:pPr>
+            <w:r>
+              <w:t xml:space="preserve">882.455</w:t>
+            </w:r>
+          </w:p>
+        </w:tc>
+        <w:tc>
+          <w:tcPr/>
+          <w:p>
+            <w:pPr>
+              <w:pStyle w:val="Compact"/>
+              <w:jc w:val="right"/>
+            </w:pPr>
+            <w:r>
+              <w:t xml:space="preserve">1.475.858</w:t>
+            </w:r>
+          </w:p>
+        </w:tc>
+        <w:tc>
+          <w:tcPr/>
+          <w:p>
+            <w:pPr>
+              <w:pStyle w:val="Compact"/>
+              <w:jc w:val="right"/>
+            </w:pPr>
+            <w:r>
+              <w:t xml:space="preserve">1.433.098</w:t>
+            </w:r>
+          </w:p>
+        </w:tc>
+        <w:tc>
+          <w:tcPr/>
+          <w:p>
+            <w:pPr>
+              <w:pStyle w:val="Compact"/>
+              <w:jc w:val="right"/>
+            </w:pPr>
+            <w:r>
+              <w:t xml:space="preserve">42.760</w:t>
             </w:r>
           </w:p>
         </w:tc>
@@ -964,7 +1022,7 @@
               <w:jc w:val="left"/>
             </w:pPr>
             <w:r>
-              <w:t xml:space="preserve">Grijze garnaal</w:t>
+              <w:t xml:space="preserve">Blauwe wijting</w:t>
             </w:r>
           </w:p>
         </w:tc>
@@ -988,55 +1046,55 @@
               <w:jc w:val="right"/>
             </w:pPr>
             <w:r>
-              <w:t xml:space="preserve">69.991</w:t>
-            </w:r>
-          </w:p>
-        </w:tc>
-        <w:tc>
-          <w:tcPr/>
-          <w:p>
-            <w:pPr>
-              <w:pStyle w:val="Compact"/>
-              <w:jc w:val="right"/>
-            </w:pPr>
-            <w:r>
-              <w:t xml:space="preserve">668.883</w:t>
-            </w:r>
-          </w:p>
-        </w:tc>
-        <w:tc>
-          <w:tcPr/>
-          <w:p>
-            <w:pPr>
-              <w:pStyle w:val="Compact"/>
-              <w:jc w:val="right"/>
-            </w:pPr>
-            <w:r>
-              <w:t xml:space="preserve">738.874</w:t>
-            </w:r>
-          </w:p>
-        </w:tc>
-        <w:tc>
-          <w:tcPr/>
-          <w:p>
-            <w:pPr>
-              <w:pStyle w:val="Compact"/>
-              <w:jc w:val="right"/>
-            </w:pPr>
-            <w:r>
-              <w:t xml:space="preserve">520.063</w:t>
-            </w:r>
-          </w:p>
-        </w:tc>
-        <w:tc>
-          <w:tcPr/>
-          <w:p>
-            <w:pPr>
-              <w:pStyle w:val="Compact"/>
-              <w:jc w:val="right"/>
-            </w:pPr>
-            <w:r>
-              <w:t xml:space="preserve">218.812</w:t>
+              <w:t xml:space="preserve">560.269</w:t>
+            </w:r>
+          </w:p>
+        </w:tc>
+        <w:tc>
+          <w:tcPr/>
+          <w:p>
+            <w:pPr>
+              <w:pStyle w:val="Compact"/>
+              <w:jc w:val="right"/>
+            </w:pPr>
+            <w:r>
+              <w:t xml:space="preserve">575.565</w:t>
+            </w:r>
+          </w:p>
+        </w:tc>
+        <w:tc>
+          <w:tcPr/>
+          <w:p>
+            <w:pPr>
+              <w:pStyle w:val="Compact"/>
+              <w:jc w:val="right"/>
+            </w:pPr>
+            <w:r>
+              <w:t xml:space="preserve">1.135.834</w:t>
+            </w:r>
+          </w:p>
+        </w:tc>
+        <w:tc>
+          <w:tcPr/>
+          <w:p>
+            <w:pPr>
+              <w:pStyle w:val="Compact"/>
+              <w:jc w:val="right"/>
+            </w:pPr>
+            <w:r>
+              <w:t xml:space="preserve">1.212.623</w:t>
+            </w:r>
+          </w:p>
+        </w:tc>
+        <w:tc>
+          <w:tcPr/>
+          <w:p>
+            <w:pPr>
+              <w:pStyle w:val="Compact"/>
+              <w:jc w:val="right"/>
+            </w:pPr>
+            <w:r>
+              <w:t xml:space="preserve">-76.789</w:t>
             </w:r>
           </w:p>
         </w:tc>
@@ -1050,7 +1108,7 @@
               <w:jc w:val="left"/>
             </w:pPr>
             <w:r>
-              <w:t xml:space="preserve">Blauwe wijting</w:t>
+              <w:t xml:space="preserve">Grijze garnaal</w:t>
             </w:r>
           </w:p>
         </w:tc>
@@ -1074,55 +1132,55 @@
               <w:jc w:val="right"/>
             </w:pPr>
             <w:r>
-              <w:t xml:space="preserve">362.311</w:t>
-            </w:r>
-          </w:p>
-        </w:tc>
-        <w:tc>
-          <w:tcPr/>
-          <w:p>
-            <w:pPr>
-              <w:pStyle w:val="Compact"/>
-              <w:jc w:val="right"/>
-            </w:pPr>
-            <w:r>
-              <w:t xml:space="preserve">309.665</w:t>
-            </w:r>
-          </w:p>
-        </w:tc>
-        <w:tc>
-          <w:tcPr/>
-          <w:p>
-            <w:pPr>
-              <w:pStyle w:val="Compact"/>
-              <w:jc w:val="right"/>
-            </w:pPr>
-            <w:r>
-              <w:t xml:space="preserve">671.976</w:t>
-            </w:r>
-          </w:p>
-        </w:tc>
-        <w:tc>
-          <w:tcPr/>
-          <w:p>
-            <w:pPr>
-              <w:pStyle w:val="Compact"/>
-              <w:jc w:val="right"/>
-            </w:pPr>
-            <w:r>
-              <w:t xml:space="preserve">861.345</w:t>
-            </w:r>
-          </w:p>
-        </w:tc>
-        <w:tc>
-          <w:tcPr/>
-          <w:p>
-            <w:pPr>
-              <w:pStyle w:val="Compact"/>
-              <w:jc w:val="right"/>
-            </w:pPr>
-            <w:r>
-              <w:t xml:space="preserve">-189.369</w:t>
+              <w:t xml:space="preserve">113.173</w:t>
+            </w:r>
+          </w:p>
+        </w:tc>
+        <w:tc>
+          <w:tcPr/>
+          <w:p>
+            <w:pPr>
+              <w:pStyle w:val="Compact"/>
+              <w:jc w:val="right"/>
+            </w:pPr>
+            <w:r>
+              <w:t xml:space="preserve">1.004.088</w:t>
+            </w:r>
+          </w:p>
+        </w:tc>
+        <w:tc>
+          <w:tcPr/>
+          <w:p>
+            <w:pPr>
+              <w:pStyle w:val="Compact"/>
+              <w:jc w:val="right"/>
+            </w:pPr>
+            <w:r>
+              <w:t xml:space="preserve">1.117.261</w:t>
+            </w:r>
+          </w:p>
+        </w:tc>
+        <w:tc>
+          <w:tcPr/>
+          <w:p>
+            <w:pPr>
+              <w:pStyle w:val="Compact"/>
+              <w:jc w:val="right"/>
+            </w:pPr>
+            <w:r>
+              <w:t xml:space="preserve">1.039.564</w:t>
+            </w:r>
+          </w:p>
+        </w:tc>
+        <w:tc>
+          <w:tcPr/>
+          <w:p>
+            <w:pPr>
+              <w:pStyle w:val="Compact"/>
+              <w:jc w:val="right"/>
+            </w:pPr>
+            <w:r>
+              <w:t xml:space="preserve">77.696</w:t>
             </w:r>
           </w:p>
         </w:tc>
@@ -1160,55 +1218,55 @@
               <w:jc w:val="right"/>
             </w:pPr>
             <w:r>
-              <w:t xml:space="preserve">117.556</w:t>
-            </w:r>
-          </w:p>
-        </w:tc>
-        <w:tc>
-          <w:tcPr/>
-          <w:p>
-            <w:pPr>
-              <w:pStyle w:val="Compact"/>
-              <w:jc w:val="right"/>
-            </w:pPr>
-            <w:r>
-              <w:t xml:space="preserve">547.748</w:t>
-            </w:r>
-          </w:p>
-        </w:tc>
-        <w:tc>
-          <w:tcPr/>
-          <w:p>
-            <w:pPr>
-              <w:pStyle w:val="Compact"/>
-              <w:jc w:val="right"/>
-            </w:pPr>
-            <w:r>
-              <w:t xml:space="preserve">665.304</w:t>
-            </w:r>
-          </w:p>
-        </w:tc>
-        <w:tc>
-          <w:tcPr/>
-          <w:p>
-            <w:pPr>
-              <w:pStyle w:val="Compact"/>
-              <w:jc w:val="right"/>
-            </w:pPr>
-            <w:r>
-              <w:t xml:space="preserve">468.243</w:t>
-            </w:r>
-          </w:p>
-        </w:tc>
-        <w:tc>
-          <w:tcPr/>
-          <w:p>
-            <w:pPr>
-              <w:pStyle w:val="Compact"/>
-              <w:jc w:val="right"/>
-            </w:pPr>
-            <w:r>
-              <w:t xml:space="preserve">197.061</w:t>
+              <w:t xml:space="preserve">168.678</w:t>
+            </w:r>
+          </w:p>
+        </w:tc>
+        <w:tc>
+          <w:tcPr/>
+          <w:p>
+            <w:pPr>
+              <w:pStyle w:val="Compact"/>
+              <w:jc w:val="right"/>
+            </w:pPr>
+            <w:r>
+              <w:t xml:space="preserve">898.534</w:t>
+            </w:r>
+          </w:p>
+        </w:tc>
+        <w:tc>
+          <w:tcPr/>
+          <w:p>
+            <w:pPr>
+              <w:pStyle w:val="Compact"/>
+              <w:jc w:val="right"/>
+            </w:pPr>
+            <w:r>
+              <w:t xml:space="preserve">1.067.212</w:t>
+            </w:r>
+          </w:p>
+        </w:tc>
+        <w:tc>
+          <w:tcPr/>
+          <w:p>
+            <w:pPr>
+              <w:pStyle w:val="Compact"/>
+              <w:jc w:val="right"/>
+            </w:pPr>
+            <w:r>
+              <w:t xml:space="preserve">902.206</w:t>
+            </w:r>
+          </w:p>
+        </w:tc>
+        <w:tc>
+          <w:tcPr/>
+          <w:p>
+            <w:pPr>
+              <w:pStyle w:val="Compact"/>
+              <w:jc w:val="right"/>
+            </w:pPr>
+            <w:r>
+              <w:t xml:space="preserve">165.006</w:t>
             </w:r>
           </w:p>
         </w:tc>
@@ -1258,43 +1316,43 @@
               <w:jc w:val="right"/>
             </w:pPr>
             <w:r>
-              <w:t xml:space="preserve">653.059</w:t>
-            </w:r>
-          </w:p>
-        </w:tc>
-        <w:tc>
-          <w:tcPr/>
-          <w:p>
-            <w:pPr>
-              <w:pStyle w:val="Compact"/>
-              <w:jc w:val="right"/>
-            </w:pPr>
-            <w:r>
-              <w:t xml:space="preserve">653.059</w:t>
-            </w:r>
-          </w:p>
-        </w:tc>
-        <w:tc>
-          <w:tcPr/>
-          <w:p>
-            <w:pPr>
-              <w:pStyle w:val="Compact"/>
-              <w:jc w:val="right"/>
-            </w:pPr>
-            <w:r>
-              <w:t xml:space="preserve">371.418</w:t>
-            </w:r>
-          </w:p>
-        </w:tc>
-        <w:tc>
-          <w:tcPr/>
-          <w:p>
-            <w:pPr>
-              <w:pStyle w:val="Compact"/>
-              <w:jc w:val="right"/>
-            </w:pPr>
-            <w:r>
-              <w:t xml:space="preserve">281.641</w:t>
+              <w:t xml:space="preserve">987.348</w:t>
+            </w:r>
+          </w:p>
+        </w:tc>
+        <w:tc>
+          <w:tcPr/>
+          <w:p>
+            <w:pPr>
+              <w:pStyle w:val="Compact"/>
+              <w:jc w:val="right"/>
+            </w:pPr>
+            <w:r>
+              <w:t xml:space="preserve">987.348</w:t>
+            </w:r>
+          </w:p>
+        </w:tc>
+        <w:tc>
+          <w:tcPr/>
+          <w:p>
+            <w:pPr>
+              <w:pStyle w:val="Compact"/>
+              <w:jc w:val="right"/>
+            </w:pPr>
+            <w:r>
+              <w:t xml:space="preserve">824.387</w:t>
+            </w:r>
+          </w:p>
+        </w:tc>
+        <w:tc>
+          <w:tcPr/>
+          <w:p>
+            <w:pPr>
+              <w:pStyle w:val="Compact"/>
+              <w:jc w:val="right"/>
+            </w:pPr>
+            <w:r>
+              <w:t xml:space="preserve">162.961</w:t>
             </w:r>
           </w:p>
         </w:tc>
@@ -1344,43 +1402,43 @@
               <w:jc w:val="right"/>
             </w:pPr>
             <w:r>
-              <w:t xml:space="preserve">553.841</w:t>
-            </w:r>
-          </w:p>
-        </w:tc>
-        <w:tc>
-          <w:tcPr/>
-          <w:p>
-            <w:pPr>
-              <w:pStyle w:val="Compact"/>
-              <w:jc w:val="right"/>
-            </w:pPr>
-            <w:r>
-              <w:t xml:space="preserve">553.841</w:t>
-            </w:r>
-          </w:p>
-        </w:tc>
-        <w:tc>
-          <w:tcPr/>
-          <w:p>
-            <w:pPr>
-              <w:pStyle w:val="Compact"/>
-              <w:jc w:val="right"/>
-            </w:pPr>
-            <w:r>
-              <w:t xml:space="preserve">400.440</w:t>
-            </w:r>
-          </w:p>
-        </w:tc>
-        <w:tc>
-          <w:tcPr/>
-          <w:p>
-            <w:pPr>
-              <w:pStyle w:val="Compact"/>
-              <w:jc w:val="right"/>
-            </w:pPr>
-            <w:r>
-              <w:t xml:space="preserve">153.401</w:t>
+              <w:t xml:space="preserve">773.903</w:t>
+            </w:r>
+          </w:p>
+        </w:tc>
+        <w:tc>
+          <w:tcPr/>
+          <w:p>
+            <w:pPr>
+              <w:pStyle w:val="Compact"/>
+              <w:jc w:val="right"/>
+            </w:pPr>
+            <w:r>
+              <w:t xml:space="preserve">773.903</w:t>
+            </w:r>
+          </w:p>
+        </w:tc>
+        <w:tc>
+          <w:tcPr/>
+          <w:p>
+            <w:pPr>
+              <w:pStyle w:val="Compact"/>
+              <w:jc w:val="right"/>
+            </w:pPr>
+            <w:r>
+              <w:t xml:space="preserve">823.385</w:t>
+            </w:r>
+          </w:p>
+        </w:tc>
+        <w:tc>
+          <w:tcPr/>
+          <w:p>
+            <w:pPr>
+              <w:pStyle w:val="Compact"/>
+              <w:jc w:val="right"/>
+            </w:pPr>
+            <w:r>
+              <w:t xml:space="preserve">-49.482</w:t>
             </w:r>
           </w:p>
         </w:tc>
@@ -1430,43 +1488,43 @@
               <w:jc w:val="right"/>
             </w:pPr>
             <w:r>
-              <w:t xml:space="preserve">548.274</w:t>
-            </w:r>
-          </w:p>
-        </w:tc>
-        <w:tc>
-          <w:tcPr/>
-          <w:p>
-            <w:pPr>
-              <w:pStyle w:val="Compact"/>
-              <w:jc w:val="right"/>
-            </w:pPr>
-            <w:r>
-              <w:t xml:space="preserve">548.274</w:t>
-            </w:r>
-          </w:p>
-        </w:tc>
-        <w:tc>
-          <w:tcPr/>
-          <w:p>
-            <w:pPr>
-              <w:pStyle w:val="Compact"/>
-              <w:jc w:val="right"/>
-            </w:pPr>
-            <w:r>
-              <w:t xml:space="preserve">646.399</w:t>
-            </w:r>
-          </w:p>
-        </w:tc>
-        <w:tc>
-          <w:tcPr/>
-          <w:p>
-            <w:pPr>
-              <w:pStyle w:val="Compact"/>
-              <w:jc w:val="right"/>
-            </w:pPr>
-            <w:r>
-              <w:t xml:space="preserve">-98.125</w:t>
+              <w:t xml:space="preserve">757.928</w:t>
+            </w:r>
+          </w:p>
+        </w:tc>
+        <w:tc>
+          <w:tcPr/>
+          <w:p>
+            <w:pPr>
+              <w:pStyle w:val="Compact"/>
+              <w:jc w:val="right"/>
+            </w:pPr>
+            <w:r>
+              <w:t xml:space="preserve">757.928</w:t>
+            </w:r>
+          </w:p>
+        </w:tc>
+        <w:tc>
+          <w:tcPr/>
+          <w:p>
+            <w:pPr>
+              <w:pStyle w:val="Compact"/>
+              <w:jc w:val="right"/>
+            </w:pPr>
+            <w:r>
+              <w:t xml:space="preserve">997.840</w:t>
+            </w:r>
+          </w:p>
+        </w:tc>
+        <w:tc>
+          <w:tcPr/>
+          <w:p>
+            <w:pPr>
+              <w:pStyle w:val="Compact"/>
+              <w:jc w:val="right"/>
+            </w:pPr>
+            <w:r>
+              <w:t xml:space="preserve">-239.912</w:t>
             </w:r>
           </w:p>
         </w:tc>
@@ -1492,7 +1550,7 @@
               <w:jc w:val="right"/>
             </w:pPr>
             <w:r>
-              <w:t xml:space="preserve">146.117</w:t>
+              <w:t xml:space="preserve">228.560</w:t>
             </w:r>
           </w:p>
         </w:tc>
@@ -1516,43 +1574,43 @@
               <w:jc w:val="right"/>
             </w:pPr>
             <w:r>
-              <w:t xml:space="preserve">101.384</w:t>
-            </w:r>
-          </w:p>
-        </w:tc>
-        <w:tc>
-          <w:tcPr/>
-          <w:p>
-            <w:pPr>
-              <w:pStyle w:val="Compact"/>
-              <w:jc w:val="right"/>
-            </w:pPr>
-            <w:r>
-              <w:t xml:space="preserve">247.502</w:t>
-            </w:r>
-          </w:p>
-        </w:tc>
-        <w:tc>
-          <w:tcPr/>
-          <w:p>
-            <w:pPr>
-              <w:pStyle w:val="Compact"/>
-              <w:jc w:val="right"/>
-            </w:pPr>
-            <w:r>
-              <w:t xml:space="preserve">163.246</w:t>
-            </w:r>
-          </w:p>
-        </w:tc>
-        <w:tc>
-          <w:tcPr/>
-          <w:p>
-            <w:pPr>
-              <w:pStyle w:val="Compact"/>
-              <w:jc w:val="right"/>
-            </w:pPr>
-            <w:r>
-              <w:t xml:space="preserve">84.255</w:t>
+              <w:t xml:space="preserve">239.065</w:t>
+            </w:r>
+          </w:p>
+        </w:tc>
+        <w:tc>
+          <w:tcPr/>
+          <w:p>
+            <w:pPr>
+              <w:pStyle w:val="Compact"/>
+              <w:jc w:val="right"/>
+            </w:pPr>
+            <w:r>
+              <w:t xml:space="preserve">467.625</w:t>
+            </w:r>
+          </w:p>
+        </w:tc>
+        <w:tc>
+          <w:tcPr/>
+          <w:p>
+            <w:pPr>
+              <w:pStyle w:val="Compact"/>
+              <w:jc w:val="right"/>
+            </w:pPr>
+            <w:r>
+              <w:t xml:space="preserve">383.911</w:t>
+            </w:r>
+          </w:p>
+        </w:tc>
+        <w:tc>
+          <w:tcPr/>
+          <w:p>
+            <w:pPr>
+              <w:pStyle w:val="Compact"/>
+              <w:jc w:val="right"/>
+            </w:pPr>
+            <w:r>
+              <w:t xml:space="preserve">83.714</w:t>
             </w:r>
           </w:p>
         </w:tc>
@@ -1602,43 +1660,43 @@
               <w:jc w:val="right"/>
             </w:pPr>
             <w:r>
-              <w:t xml:space="preserve">226.784</w:t>
-            </w:r>
-          </w:p>
-        </w:tc>
-        <w:tc>
-          <w:tcPr/>
-          <w:p>
-            <w:pPr>
-              <w:pStyle w:val="Compact"/>
-              <w:jc w:val="right"/>
-            </w:pPr>
-            <w:r>
-              <w:t xml:space="preserve">226.784</w:t>
-            </w:r>
-          </w:p>
-        </w:tc>
-        <w:tc>
-          <w:tcPr/>
-          <w:p>
-            <w:pPr>
-              <w:pStyle w:val="Compact"/>
-              <w:jc w:val="right"/>
-            </w:pPr>
-            <w:r>
-              <w:t xml:space="preserve">63.744</w:t>
-            </w:r>
-          </w:p>
-        </w:tc>
-        <w:tc>
-          <w:tcPr/>
-          <w:p>
-            <w:pPr>
-              <w:pStyle w:val="Compact"/>
-              <w:jc w:val="right"/>
-            </w:pPr>
-            <w:r>
-              <w:t xml:space="preserve">163.040</w:t>
+              <w:t xml:space="preserve">364.597</w:t>
+            </w:r>
+          </w:p>
+        </w:tc>
+        <w:tc>
+          <w:tcPr/>
+          <w:p>
+            <w:pPr>
+              <w:pStyle w:val="Compact"/>
+              <w:jc w:val="right"/>
+            </w:pPr>
+            <w:r>
+              <w:t xml:space="preserve">364.597</w:t>
+            </w:r>
+          </w:p>
+        </w:tc>
+        <w:tc>
+          <w:tcPr/>
+          <w:p>
+            <w:pPr>
+              <w:pStyle w:val="Compact"/>
+              <w:jc w:val="right"/>
+            </w:pPr>
+            <w:r>
+              <w:t xml:space="preserve">138.959</w:t>
+            </w:r>
+          </w:p>
+        </w:tc>
+        <w:tc>
+          <w:tcPr/>
+          <w:p>
+            <w:pPr>
+              <w:pStyle w:val="Compact"/>
+              <w:jc w:val="right"/>
+            </w:pPr>
+            <w:r>
+              <w:t xml:space="preserve">225.637</w:t>
             </w:r>
           </w:p>
         </w:tc>
@@ -1652,7 +1710,7 @@
               <w:jc w:val="left"/>
             </w:pPr>
             <w:r>
-              <w:t xml:space="preserve">Zwarte koolvis</w:t>
+              <w:t xml:space="preserve">Tong</w:t>
             </w:r>
           </w:p>
         </w:tc>
@@ -1676,55 +1734,55 @@
               <w:jc w:val="right"/>
             </w:pPr>
             <w:r>
-              <w:t xml:space="preserve">0</w:t>
-            </w:r>
-          </w:p>
-        </w:tc>
-        <w:tc>
-          <w:tcPr/>
-          <w:p>
-            <w:pPr>
-              <w:pStyle w:val="Compact"/>
-              <w:jc w:val="right"/>
-            </w:pPr>
-            <w:r>
-              <w:t xml:space="preserve">218.660</w:t>
-            </w:r>
-          </w:p>
-        </w:tc>
-        <w:tc>
-          <w:tcPr/>
-          <w:p>
-            <w:pPr>
-              <w:pStyle w:val="Compact"/>
-              <w:jc w:val="right"/>
-            </w:pPr>
-            <w:r>
-              <w:t xml:space="preserve">218.660</w:t>
-            </w:r>
-          </w:p>
-        </w:tc>
-        <w:tc>
-          <w:tcPr/>
-          <w:p>
-            <w:pPr>
-              <w:pStyle w:val="Compact"/>
-              <w:jc w:val="right"/>
-            </w:pPr>
-            <w:r>
-              <w:t xml:space="preserve">156.017</w:t>
-            </w:r>
-          </w:p>
-        </w:tc>
-        <w:tc>
-          <w:tcPr/>
-          <w:p>
-            <w:pPr>
-              <w:pStyle w:val="Compact"/>
-              <w:jc w:val="right"/>
-            </w:pPr>
-            <w:r>
-              <w:t xml:space="preserve">62.643</w:t>
+              <w:t xml:space="preserve">38.483</w:t>
+            </w:r>
+          </w:p>
+        </w:tc>
+        <w:tc>
+          <w:tcPr/>
+          <w:p>
+            <w:pPr>
+              <w:pStyle w:val="Compact"/>
+              <w:jc w:val="right"/>
+            </w:pPr>
+            <w:r>
+              <w:t xml:space="preserve">294.704</w:t>
+            </w:r>
+          </w:p>
+        </w:tc>
+        <w:tc>
+          <w:tcPr/>
+          <w:p>
+            <w:pPr>
+              <w:pStyle w:val="Compact"/>
+              <w:jc w:val="right"/>
+            </w:pPr>
+            <w:r>
+              <w:t xml:space="preserve">333.186</w:t>
+            </w:r>
+          </w:p>
+        </w:tc>
+        <w:tc>
+          <w:tcPr/>
+          <w:p>
+            <w:pPr>
+              <w:pStyle w:val="Compact"/>
+              <w:jc w:val="right"/>
+            </w:pPr>
+            <w:r>
+              <w:t xml:space="preserve">272.841</w:t>
+            </w:r>
+          </w:p>
+        </w:tc>
+        <w:tc>
+          <w:tcPr/>
+          <w:p>
+            <w:pPr>
+              <w:pStyle w:val="Compact"/>
+              <w:jc w:val="right"/>
+            </w:pPr>
+            <w:r>
+              <w:t xml:space="preserve">60.346</w:t>
             </w:r>
           </w:p>
         </w:tc>
@@ -1738,7 +1796,7 @@
               <w:jc w:val="left"/>
             </w:pPr>
             <w:r>
-              <w:t xml:space="preserve">Tong</w:t>
+              <w:t xml:space="preserve">Zwarte koolvis</w:t>
             </w:r>
           </w:p>
         </w:tc>
@@ -1762,55 +1820,55 @@
               <w:jc w:val="right"/>
             </w:pPr>
             <w:r>
-              <w:t xml:space="preserve">23.286</w:t>
-            </w:r>
-          </w:p>
-        </w:tc>
-        <w:tc>
-          <w:tcPr/>
-          <w:p>
-            <w:pPr>
-              <w:pStyle w:val="Compact"/>
-              <w:jc w:val="right"/>
-            </w:pPr>
-            <w:r>
-              <w:t xml:space="preserve">158.632</w:t>
-            </w:r>
-          </w:p>
-        </w:tc>
-        <w:tc>
-          <w:tcPr/>
-          <w:p>
-            <w:pPr>
-              <w:pStyle w:val="Compact"/>
-              <w:jc w:val="right"/>
-            </w:pPr>
-            <w:r>
-              <w:t xml:space="preserve">181.918</w:t>
-            </w:r>
-          </w:p>
-        </w:tc>
-        <w:tc>
-          <w:tcPr/>
-          <w:p>
-            <w:pPr>
-              <w:pStyle w:val="Compact"/>
-              <w:jc w:val="right"/>
-            </w:pPr>
-            <w:r>
-              <w:t xml:space="preserve">111.216</w:t>
-            </w:r>
-          </w:p>
-        </w:tc>
-        <w:tc>
-          <w:tcPr/>
-          <w:p>
-            <w:pPr>
-              <w:pStyle w:val="Compact"/>
-              <w:jc w:val="right"/>
-            </w:pPr>
-            <w:r>
-              <w:t xml:space="preserve">70.702</w:t>
+              <w:t xml:space="preserve">0</w:t>
+            </w:r>
+          </w:p>
+        </w:tc>
+        <w:tc>
+          <w:tcPr/>
+          <w:p>
+            <w:pPr>
+              <w:pStyle w:val="Compact"/>
+              <w:jc w:val="right"/>
+            </w:pPr>
+            <w:r>
+              <w:t xml:space="preserve">322.251</w:t>
+            </w:r>
+          </w:p>
+        </w:tc>
+        <w:tc>
+          <w:tcPr/>
+          <w:p>
+            <w:pPr>
+              <w:pStyle w:val="Compact"/>
+              <w:jc w:val="right"/>
+            </w:pPr>
+            <w:r>
+              <w:t xml:space="preserve">322.251</w:t>
+            </w:r>
+          </w:p>
+        </w:tc>
+        <w:tc>
+          <w:tcPr/>
+          <w:p>
+            <w:pPr>
+              <w:pStyle w:val="Compact"/>
+              <w:jc w:val="right"/>
+            </w:pPr>
+            <w:r>
+              <w:t xml:space="preserve">317.820</w:t>
+            </w:r>
+          </w:p>
+        </w:tc>
+        <w:tc>
+          <w:tcPr/>
+          <w:p>
+            <w:pPr>
+              <w:pStyle w:val="Compact"/>
+              <w:jc w:val="right"/>
+            </w:pPr>
+            <w:r>
+              <w:t xml:space="preserve">4.431</w:t>
             </w:r>
           </w:p>
         </w:tc>
@@ -1848,55 +1906,55 @@
               <w:jc w:val="right"/>
             </w:pPr>
             <w:r>
-              <w:t xml:space="preserve">89.022</w:t>
-            </w:r>
-          </w:p>
-        </w:tc>
-        <w:tc>
-          <w:tcPr/>
-          <w:p>
-            <w:pPr>
-              <w:pStyle w:val="Compact"/>
-              <w:jc w:val="right"/>
-            </w:pPr>
-            <w:r>
-              <w:t xml:space="preserve">71.396</w:t>
-            </w:r>
-          </w:p>
-        </w:tc>
-        <w:tc>
-          <w:tcPr/>
-          <w:p>
-            <w:pPr>
-              <w:pStyle w:val="Compact"/>
-              <w:jc w:val="right"/>
-            </w:pPr>
-            <w:r>
-              <w:t xml:space="preserve">160.418</w:t>
-            </w:r>
-          </w:p>
-        </w:tc>
-        <w:tc>
-          <w:tcPr/>
-          <w:p>
-            <w:pPr>
-              <w:pStyle w:val="Compact"/>
-              <w:jc w:val="right"/>
-            </w:pPr>
-            <w:r>
-              <w:t xml:space="preserve">143.081</w:t>
-            </w:r>
-          </w:p>
-        </w:tc>
-        <w:tc>
-          <w:tcPr/>
-          <w:p>
-            <w:pPr>
-              <w:pStyle w:val="Compact"/>
-              <w:jc w:val="right"/>
-            </w:pPr>
-            <w:r>
-              <w:t xml:space="preserve">17.338</w:t>
+              <w:t xml:space="preserve">151.434</w:t>
+            </w:r>
+          </w:p>
+        </w:tc>
+        <w:tc>
+          <w:tcPr/>
+          <w:p>
+            <w:pPr>
+              <w:pStyle w:val="Compact"/>
+              <w:jc w:val="right"/>
+            </w:pPr>
+            <w:r>
+              <w:t xml:space="preserve">147.444</w:t>
+            </w:r>
+          </w:p>
+        </w:tc>
+        <w:tc>
+          <w:tcPr/>
+          <w:p>
+            <w:pPr>
+              <w:pStyle w:val="Compact"/>
+              <w:jc w:val="right"/>
+            </w:pPr>
+            <w:r>
+              <w:t xml:space="preserve">298.879</w:t>
+            </w:r>
+          </w:p>
+        </w:tc>
+        <w:tc>
+          <w:tcPr/>
+          <w:p>
+            <w:pPr>
+              <w:pStyle w:val="Compact"/>
+              <w:jc w:val="right"/>
+            </w:pPr>
+            <w:r>
+              <w:t xml:space="preserve">280.874</w:t>
+            </w:r>
+          </w:p>
+        </w:tc>
+        <w:tc>
+          <w:tcPr/>
+          <w:p>
+            <w:pPr>
+              <w:pStyle w:val="Compact"/>
+              <w:jc w:val="right"/>
+            </w:pPr>
+            <w:r>
+              <w:t xml:space="preserve">18.005</w:t>
             </w:r>
           </w:p>
         </w:tc>
@@ -1934,55 +1992,55 @@
               <w:jc w:val="right"/>
             </w:pPr>
             <w:r>
-              <w:t xml:space="preserve">61.045</w:t>
-            </w:r>
-          </w:p>
-        </w:tc>
-        <w:tc>
-          <w:tcPr/>
-          <w:p>
-            <w:pPr>
-              <w:pStyle w:val="Compact"/>
-              <w:jc w:val="right"/>
-            </w:pPr>
-            <w:r>
-              <w:t xml:space="preserve">72.527</w:t>
-            </w:r>
-          </w:p>
-        </w:tc>
-        <w:tc>
-          <w:tcPr/>
-          <w:p>
-            <w:pPr>
-              <w:pStyle w:val="Compact"/>
-              <w:jc w:val="right"/>
-            </w:pPr>
-            <w:r>
-              <w:t xml:space="preserve">133.572</w:t>
-            </w:r>
-          </w:p>
-        </w:tc>
-        <w:tc>
-          <w:tcPr/>
-          <w:p>
-            <w:pPr>
-              <w:pStyle w:val="Compact"/>
-              <w:jc w:val="right"/>
-            </w:pPr>
-            <w:r>
-              <w:t xml:space="preserve">76.457</w:t>
-            </w:r>
-          </w:p>
-        </w:tc>
-        <w:tc>
-          <w:tcPr/>
-          <w:p>
-            <w:pPr>
-              <w:pStyle w:val="Compact"/>
-              <w:jc w:val="right"/>
-            </w:pPr>
-            <w:r>
-              <w:t xml:space="preserve">57.114</w:t>
+              <w:t xml:space="preserve">106.716</w:t>
+            </w:r>
+          </w:p>
+        </w:tc>
+        <w:tc>
+          <w:tcPr/>
+          <w:p>
+            <w:pPr>
+              <w:pStyle w:val="Compact"/>
+              <w:jc w:val="right"/>
+            </w:pPr>
+            <w:r>
+              <w:t xml:space="preserve">142.228</w:t>
+            </w:r>
+          </w:p>
+        </w:tc>
+        <w:tc>
+          <w:tcPr/>
+          <w:p>
+            <w:pPr>
+              <w:pStyle w:val="Compact"/>
+              <w:jc w:val="right"/>
+            </w:pPr>
+            <w:r>
+              <w:t xml:space="preserve">248.944</w:t>
+            </w:r>
+          </w:p>
+        </w:tc>
+        <w:tc>
+          <w:tcPr/>
+          <w:p>
+            <w:pPr>
+              <w:pStyle w:val="Compact"/>
+              <w:jc w:val="right"/>
+            </w:pPr>
+            <w:r>
+              <w:t xml:space="preserve">217.451</w:t>
+            </w:r>
+          </w:p>
+        </w:tc>
+        <w:tc>
+          <w:tcPr/>
+          <w:p>
+            <w:pPr>
+              <w:pStyle w:val="Compact"/>
+              <w:jc w:val="right"/>
+            </w:pPr>
+            <w:r>
+              <w:t xml:space="preserve">31.492</w:t>
             </w:r>
           </w:p>
         </w:tc>
@@ -2020,62 +2078,2079 @@
               <w:jc w:val="right"/>
             </w:pPr>
             <w:r>
-              <w:t xml:space="preserve">2.771</w:t>
-            </w:r>
-          </w:p>
-        </w:tc>
-        <w:tc>
-          <w:tcPr/>
-          <w:p>
-            <w:pPr>
-              <w:pStyle w:val="Compact"/>
-              <w:jc w:val="right"/>
-            </w:pPr>
-            <w:r>
-              <w:t xml:space="preserve">88.849</w:t>
-            </w:r>
-          </w:p>
-        </w:tc>
-        <w:tc>
-          <w:tcPr/>
-          <w:p>
-            <w:pPr>
-              <w:pStyle w:val="Compact"/>
-              <w:jc w:val="right"/>
-            </w:pPr>
-            <w:r>
-              <w:t xml:space="preserve">91.620</w:t>
-            </w:r>
-          </w:p>
-        </w:tc>
-        <w:tc>
-          <w:tcPr/>
-          <w:p>
-            <w:pPr>
-              <w:pStyle w:val="Compact"/>
-              <w:jc w:val="right"/>
-            </w:pPr>
-            <w:r>
-              <w:t xml:space="preserve">93.049</w:t>
-            </w:r>
-          </w:p>
-        </w:tc>
-        <w:tc>
-          <w:tcPr/>
-          <w:p>
-            <w:pPr>
-              <w:pStyle w:val="Compact"/>
-              <w:jc w:val="right"/>
-            </w:pPr>
-            <w:r>
-              <w:t xml:space="preserve">-1.430</w:t>
+              <w:t xml:space="preserve">3.175</w:t>
+            </w:r>
+          </w:p>
+        </w:tc>
+        <w:tc>
+          <w:tcPr/>
+          <w:p>
+            <w:pPr>
+              <w:pStyle w:val="Compact"/>
+              <w:jc w:val="right"/>
+            </w:pPr>
+            <w:r>
+              <w:t xml:space="preserve">154.653</w:t>
+            </w:r>
+          </w:p>
+        </w:tc>
+        <w:tc>
+          <w:tcPr/>
+          <w:p>
+            <w:pPr>
+              <w:pStyle w:val="Compact"/>
+              <w:jc w:val="right"/>
+            </w:pPr>
+            <w:r>
+              <w:t xml:space="preserve">157.829</w:t>
+            </w:r>
+          </w:p>
+        </w:tc>
+        <w:tc>
+          <w:tcPr/>
+          <w:p>
+            <w:pPr>
+              <w:pStyle w:val="Compact"/>
+              <w:jc w:val="right"/>
+            </w:pPr>
+            <w:r>
+              <w:t xml:space="preserve">188.079</w:t>
+            </w:r>
+          </w:p>
+        </w:tc>
+        <w:tc>
+          <w:tcPr/>
+          <w:p>
+            <w:pPr>
+              <w:pStyle w:val="Compact"/>
+              <w:jc w:val="right"/>
+            </w:pPr>
+            <w:r>
+              <w:t xml:space="preserve">-30.250</w:t>
             </w:r>
           </w:p>
         </w:tc>
       </w:tr>
     </w:tbl>
-    <w:bookmarkEnd w:id="27"/>
-    <w:bookmarkEnd w:id="28"/>
+    <w:p>
+      <w:r>
+        <w:br w:type="page"/>
+      </w:r>
+    </w:p>
+    <w:bookmarkEnd w:id="32"/>
+    <w:bookmarkStart w:id="33" w:name="X1b9236cf0c10ab65f4bb54b4c33e476c073b340"/>
+    <w:p>
+      <w:pPr>
+        <w:pStyle w:val="Heading2"/>
+      </w:pPr>
+      <w:r>
+        <w:t xml:space="preserve">Tabel: Wat blijft er in Nederland, per jaar en per soort</w:t>
+      </w:r>
+    </w:p>
+    <w:tbl>
+      <w:tblPr>
+        <w:tblStyle w:val="Table"/>
+        <w:tblW w:type="pct" w:w="5000"/>
+        <w:tblLook w:firstRow="1" w:lastRow="0" w:firstColumn="0" w:lastColumn="0" w:noHBand="0" w:noVBand="0" w:val="0020"/>
+        <w:jc w:val="start"/>
+      </w:tblPr>
+      <w:tblGrid>
+        <w:gridCol w:w="1841"/>
+        <w:gridCol w:w="828"/>
+        <w:gridCol w:w="736"/>
+        <w:gridCol w:w="736"/>
+        <w:gridCol w:w="736"/>
+        <w:gridCol w:w="736"/>
+        <w:gridCol w:w="736"/>
+        <w:gridCol w:w="736"/>
+        <w:gridCol w:w="828"/>
+      </w:tblGrid>
+      <w:tr>
+        <w:trPr>
+          <w:tblHeader w:val="true"/>
+        </w:trPr>
+        <w:tc>
+          <w:tcPr/>
+          <w:p>
+            <w:pPr>
+              <w:pStyle w:val="Compact"/>
+              <w:jc w:val="left"/>
+            </w:pPr>
+            <w:r>
+              <w:t xml:space="preserve">Soort</w:t>
+            </w:r>
+          </w:p>
+        </w:tc>
+        <w:tc>
+          <w:tcPr/>
+          <w:p>
+            <w:pPr>
+              <w:pStyle w:val="Compact"/>
+              <w:jc w:val="right"/>
+            </w:pPr>
+            <w:r>
+              <w:t xml:space="preserve">2018</w:t>
+            </w:r>
+          </w:p>
+        </w:tc>
+        <w:tc>
+          <w:tcPr/>
+          <w:p>
+            <w:pPr>
+              <w:pStyle w:val="Compact"/>
+              <w:jc w:val="right"/>
+            </w:pPr>
+            <w:r>
+              <w:t xml:space="preserve">2019</w:t>
+            </w:r>
+          </w:p>
+        </w:tc>
+        <w:tc>
+          <w:tcPr/>
+          <w:p>
+            <w:pPr>
+              <w:pStyle w:val="Compact"/>
+              <w:jc w:val="right"/>
+            </w:pPr>
+            <w:r>
+              <w:t xml:space="preserve">2020</w:t>
+            </w:r>
+          </w:p>
+        </w:tc>
+        <w:tc>
+          <w:tcPr/>
+          <w:p>
+            <w:pPr>
+              <w:pStyle w:val="Compact"/>
+              <w:jc w:val="right"/>
+            </w:pPr>
+            <w:r>
+              <w:t xml:space="preserve">2021</w:t>
+            </w:r>
+          </w:p>
+        </w:tc>
+        <w:tc>
+          <w:tcPr/>
+          <w:p>
+            <w:pPr>
+              <w:pStyle w:val="Compact"/>
+              <w:jc w:val="right"/>
+            </w:pPr>
+            <w:r>
+              <w:t xml:space="preserve">2022</w:t>
+            </w:r>
+          </w:p>
+        </w:tc>
+        <w:tc>
+          <w:tcPr/>
+          <w:p>
+            <w:pPr>
+              <w:pStyle w:val="Compact"/>
+              <w:jc w:val="right"/>
+            </w:pPr>
+            <w:r>
+              <w:t xml:space="preserve">2023</w:t>
+            </w:r>
+          </w:p>
+        </w:tc>
+        <w:tc>
+          <w:tcPr/>
+          <w:p>
+            <w:pPr>
+              <w:pStyle w:val="Compact"/>
+              <w:jc w:val="right"/>
+            </w:pPr>
+            <w:r>
+              <w:t xml:space="preserve">2024</w:t>
+            </w:r>
+          </w:p>
+        </w:tc>
+        <w:tc>
+          <w:tcPr/>
+          <w:p>
+            <w:pPr>
+              <w:pStyle w:val="Compact"/>
+              <w:jc w:val="right"/>
+            </w:pPr>
+            <w:r>
+              <w:t xml:space="preserve">Totaal</w:t>
+            </w:r>
+          </w:p>
+        </w:tc>
+      </w:tr>
+      <w:tr>
+        <w:tc>
+          <w:tcPr/>
+          <w:p>
+            <w:pPr>
+              <w:pStyle w:val="Compact"/>
+              <w:jc w:val="left"/>
+            </w:pPr>
+            <w:r>
+              <w:t xml:space="preserve">Pangasius / Meerval</w:t>
+            </w:r>
+          </w:p>
+        </w:tc>
+        <w:tc>
+          <w:tcPr/>
+          <w:p>
+            <w:pPr>
+              <w:pStyle w:val="Compact"/>
+              <w:jc w:val="right"/>
+            </w:pPr>
+            <w:r>
+              <w:t xml:space="preserve">38.298</w:t>
+            </w:r>
+          </w:p>
+        </w:tc>
+        <w:tc>
+          <w:tcPr/>
+          <w:p>
+            <w:pPr>
+              <w:pStyle w:val="Compact"/>
+              <w:jc w:val="right"/>
+            </w:pPr>
+            <w:r>
+              <w:t xml:space="preserve">38.232</w:t>
+            </w:r>
+          </w:p>
+        </w:tc>
+        <w:tc>
+          <w:tcPr/>
+          <w:p>
+            <w:pPr>
+              <w:pStyle w:val="Compact"/>
+              <w:jc w:val="right"/>
+            </w:pPr>
+            <w:r>
+              <w:t xml:space="preserve">35.445</w:t>
+            </w:r>
+          </w:p>
+        </w:tc>
+        <w:tc>
+          <w:tcPr/>
+          <w:p>
+            <w:pPr>
+              <w:pStyle w:val="Compact"/>
+              <w:jc w:val="right"/>
+            </w:pPr>
+            <w:r>
+              <w:t xml:space="preserve">25.819</w:t>
+            </w:r>
+          </w:p>
+        </w:tc>
+        <w:tc>
+          <w:tcPr/>
+          <w:p>
+            <w:pPr>
+              <w:pStyle w:val="Compact"/>
+              <w:jc w:val="right"/>
+            </w:pPr>
+            <w:r>
+              <w:t xml:space="preserve">30.294</w:t>
+            </w:r>
+          </w:p>
+        </w:tc>
+        <w:tc>
+          <w:tcPr/>
+          <w:p>
+            <w:pPr>
+              <w:pStyle w:val="Compact"/>
+              <w:jc w:val="right"/>
+            </w:pPr>
+            <w:r>
+              <w:t xml:space="preserve">30.528</w:t>
+            </w:r>
+          </w:p>
+        </w:tc>
+        <w:tc>
+          <w:tcPr/>
+          <w:p>
+            <w:pPr>
+              <w:pStyle w:val="Compact"/>
+              <w:jc w:val="right"/>
+            </w:pPr>
+            <w:r>
+              <w:t xml:space="preserve">27.022</w:t>
+            </w:r>
+          </w:p>
+        </w:tc>
+        <w:tc>
+          <w:tcPr/>
+          <w:p>
+            <w:pPr>
+              <w:pStyle w:val="Compact"/>
+              <w:jc w:val="right"/>
+            </w:pPr>
+            <w:r>
+              <w:t xml:space="preserve">225.637</w:t>
+            </w:r>
+          </w:p>
+        </w:tc>
+      </w:tr>
+      <w:tr>
+        <w:tc>
+          <w:tcPr/>
+          <w:p>
+            <w:pPr>
+              <w:pStyle w:val="Compact"/>
+              <w:jc w:val="left"/>
+            </w:pPr>
+            <w:r>
+              <w:t xml:space="preserve">Makreel</w:t>
+            </w:r>
+          </w:p>
+        </w:tc>
+        <w:tc>
+          <w:tcPr/>
+          <w:p>
+            <w:pPr>
+              <w:pStyle w:val="Compact"/>
+              <w:jc w:val="right"/>
+            </w:pPr>
+            <w:r>
+              <w:t xml:space="preserve">10.595</w:t>
+            </w:r>
+          </w:p>
+        </w:tc>
+        <w:tc>
+          <w:tcPr/>
+          <w:p>
+            <w:pPr>
+              <w:pStyle w:val="Compact"/>
+              <w:jc w:val="right"/>
+            </w:pPr>
+            <w:r>
+              <w:t xml:space="preserve">-42.424</w:t>
+            </w:r>
+          </w:p>
+        </w:tc>
+        <w:tc>
+          <w:tcPr/>
+          <w:p>
+            <w:pPr>
+              <w:pStyle w:val="Compact"/>
+              <w:jc w:val="right"/>
+            </w:pPr>
+            <w:r>
+              <w:t xml:space="preserve">23.659</w:t>
+            </w:r>
+          </w:p>
+        </w:tc>
+        <w:tc>
+          <w:tcPr/>
+          <w:p>
+            <w:pPr>
+              <w:pStyle w:val="Compact"/>
+              <w:jc w:val="right"/>
+            </w:pPr>
+            <w:r>
+              <w:t xml:space="preserve">28.334</w:t>
+            </w:r>
+          </w:p>
+        </w:tc>
+        <w:tc>
+          <w:tcPr/>
+          <w:p>
+            <w:pPr>
+              <w:pStyle w:val="Compact"/>
+              <w:jc w:val="right"/>
+            </w:pPr>
+            <w:r>
+              <w:t xml:space="preserve">44.138</w:t>
+            </w:r>
+          </w:p>
+        </w:tc>
+        <w:tc>
+          <w:tcPr/>
+          <w:p>
+            <w:pPr>
+              <w:pStyle w:val="Compact"/>
+              <w:jc w:val="right"/>
+            </w:pPr>
+            <w:r>
+              <w:t xml:space="preserve">89.624</w:t>
+            </w:r>
+          </w:p>
+        </w:tc>
+        <w:tc>
+          <w:tcPr/>
+          <w:p>
+            <w:pPr>
+              <w:pStyle w:val="Compact"/>
+              <w:jc w:val="right"/>
+            </w:pPr>
+            <w:r>
+              <w:t xml:space="preserve">11.079</w:t>
+            </w:r>
+          </w:p>
+        </w:tc>
+        <w:tc>
+          <w:tcPr/>
+          <w:p>
+            <w:pPr>
+              <w:pStyle w:val="Compact"/>
+              <w:jc w:val="right"/>
+            </w:pPr>
+            <w:r>
+              <w:t xml:space="preserve">165.006</w:t>
+            </w:r>
+          </w:p>
+        </w:tc>
+      </w:tr>
+      <w:tr>
+        <w:tc>
+          <w:tcPr/>
+          <w:p>
+            <w:pPr>
+              <w:pStyle w:val="Compact"/>
+              <w:jc w:val="left"/>
+            </w:pPr>
+            <w:r>
+              <w:t xml:space="preserve">Tonijn</w:t>
+            </w:r>
+          </w:p>
+        </w:tc>
+        <w:tc>
+          <w:tcPr/>
+          <w:p>
+            <w:pPr>
+              <w:pStyle w:val="Compact"/>
+              <w:jc w:val="right"/>
+            </w:pPr>
+            <w:r>
+              <w:t xml:space="preserve">-2.013</w:t>
+            </w:r>
+          </w:p>
+        </w:tc>
+        <w:tc>
+          <w:tcPr/>
+          <w:p>
+            <w:pPr>
+              <w:pStyle w:val="Compact"/>
+              <w:jc w:val="right"/>
+            </w:pPr>
+            <w:r>
+              <w:t xml:space="preserve">36.665</w:t>
+            </w:r>
+          </w:p>
+        </w:tc>
+        <w:tc>
+          <w:tcPr/>
+          <w:p>
+            <w:pPr>
+              <w:pStyle w:val="Compact"/>
+              <w:jc w:val="right"/>
+            </w:pPr>
+            <w:r>
+              <w:t xml:space="preserve">75.853</w:t>
+            </w:r>
+          </w:p>
+        </w:tc>
+        <w:tc>
+          <w:tcPr/>
+          <w:p>
+            <w:pPr>
+              <w:pStyle w:val="Compact"/>
+              <w:jc w:val="right"/>
+            </w:pPr>
+            <w:r>
+              <w:t xml:space="preserve">33.136</w:t>
+            </w:r>
+          </w:p>
+        </w:tc>
+        <w:tc>
+          <w:tcPr/>
+          <w:p>
+            <w:pPr>
+              <w:pStyle w:val="Compact"/>
+              <w:jc w:val="right"/>
+            </w:pPr>
+            <w:r>
+              <w:t xml:space="preserve">-30.969</w:t>
+            </w:r>
+          </w:p>
+        </w:tc>
+        <w:tc>
+          <w:tcPr/>
+          <w:p>
+            <w:pPr>
+              <w:pStyle w:val="Compact"/>
+              <w:jc w:val="right"/>
+            </w:pPr>
+            <w:r>
+              <w:t xml:space="preserve">13.039</w:t>
+            </w:r>
+          </w:p>
+        </w:tc>
+        <w:tc>
+          <w:tcPr/>
+          <w:p>
+            <w:pPr>
+              <w:pStyle w:val="Compact"/>
+              <w:jc w:val="right"/>
+            </w:pPr>
+            <w:r>
+              <w:t xml:space="preserve">37.250</w:t>
+            </w:r>
+          </w:p>
+        </w:tc>
+        <w:tc>
+          <w:tcPr/>
+          <w:p>
+            <w:pPr>
+              <w:pStyle w:val="Compact"/>
+              <w:jc w:val="right"/>
+            </w:pPr>
+            <w:r>
+              <w:t xml:space="preserve">162.961</w:t>
+            </w:r>
+          </w:p>
+        </w:tc>
+      </w:tr>
+      <w:tr>
+        <w:tc>
+          <w:tcPr/>
+          <w:p>
+            <w:pPr>
+              <w:pStyle w:val="Compact"/>
+              <w:jc w:val="left"/>
+            </w:pPr>
+            <w:r>
+              <w:t xml:space="preserve">Mossel</w:t>
+            </w:r>
+          </w:p>
+        </w:tc>
+        <w:tc>
+          <w:tcPr/>
+          <w:p>
+            <w:pPr>
+              <w:pStyle w:val="Compact"/>
+              <w:jc w:val="right"/>
+            </w:pPr>
+            <w:r>
+              <w:t xml:space="preserve">30.355</w:t>
+            </w:r>
+          </w:p>
+        </w:tc>
+        <w:tc>
+          <w:tcPr/>
+          <w:p>
+            <w:pPr>
+              <w:pStyle w:val="Compact"/>
+              <w:jc w:val="right"/>
+            </w:pPr>
+            <w:r>
+              <w:t xml:space="preserve">16.864</w:t>
+            </w:r>
+          </w:p>
+        </w:tc>
+        <w:tc>
+          <w:tcPr/>
+          <w:p>
+            <w:pPr>
+              <w:pStyle w:val="Compact"/>
+              <w:jc w:val="right"/>
+            </w:pPr>
+            <w:r>
+              <w:t xml:space="preserve">12.557</w:t>
+            </w:r>
+          </w:p>
+        </w:tc>
+        <w:tc>
+          <w:tcPr/>
+          <w:p>
+            <w:pPr>
+              <w:pStyle w:val="Compact"/>
+              <w:jc w:val="right"/>
+            </w:pPr>
+            <w:r>
+              <w:t xml:space="preserve">18.915</w:t>
+            </w:r>
+          </w:p>
+        </w:tc>
+        <w:tc>
+          <w:tcPr/>
+          <w:p>
+            <w:pPr>
+              <w:pStyle w:val="Compact"/>
+              <w:jc w:val="right"/>
+            </w:pPr>
+            <w:r>
+              <w:t xml:space="preserve">7.845</w:t>
+            </w:r>
+          </w:p>
+        </w:tc>
+        <w:tc>
+          <w:tcPr/>
+          <w:p>
+            <w:pPr>
+              <w:pStyle w:val="Compact"/>
+              <w:jc w:val="right"/>
+            </w:pPr>
+            <w:r>
+              <w:t xml:space="preserve">5.222</w:t>
+            </w:r>
+          </w:p>
+        </w:tc>
+        <w:tc>
+          <w:tcPr/>
+          <w:p>
+            <w:pPr>
+              <w:pStyle w:val="Compact"/>
+              <w:jc w:val="right"/>
+            </w:pPr>
+            <w:r>
+              <w:t xml:space="preserve">-8.044</w:t>
+            </w:r>
+          </w:p>
+        </w:tc>
+        <w:tc>
+          <w:tcPr/>
+          <w:p>
+            <w:pPr>
+              <w:pStyle w:val="Compact"/>
+              <w:jc w:val="right"/>
+            </w:pPr>
+            <w:r>
+              <w:t xml:space="preserve">83.714</w:t>
+            </w:r>
+          </w:p>
+        </w:tc>
+      </w:tr>
+      <w:tr>
+        <w:tc>
+          <w:tcPr/>
+          <w:p>
+            <w:pPr>
+              <w:pStyle w:val="Compact"/>
+              <w:jc w:val="left"/>
+            </w:pPr>
+            <w:r>
+              <w:t xml:space="preserve">Grijze garnaal</w:t>
+            </w:r>
+          </w:p>
+        </w:tc>
+        <w:tc>
+          <w:tcPr/>
+          <w:p>
+            <w:pPr>
+              <w:pStyle w:val="Compact"/>
+              <w:jc w:val="right"/>
+            </w:pPr>
+            <w:r>
+              <w:t xml:space="preserve">39.305</w:t>
+            </w:r>
+          </w:p>
+        </w:tc>
+        <w:tc>
+          <w:tcPr/>
+          <w:p>
+            <w:pPr>
+              <w:pStyle w:val="Compact"/>
+              <w:jc w:val="right"/>
+            </w:pPr>
+            <w:r>
+              <w:t xml:space="preserve">150</w:t>
+            </w:r>
+          </w:p>
+        </w:tc>
+        <w:tc>
+          <w:tcPr/>
+          <w:p>
+            <w:pPr>
+              <w:pStyle w:val="Compact"/>
+              <w:jc w:val="right"/>
+            </w:pPr>
+            <w:r>
+              <w:t xml:space="preserve">16.384</w:t>
+            </w:r>
+          </w:p>
+        </w:tc>
+        <w:tc>
+          <w:tcPr/>
+          <w:p>
+            <w:pPr>
+              <w:pStyle w:val="Compact"/>
+              <w:jc w:val="right"/>
+            </w:pPr>
+            <w:r>
+              <w:t xml:space="preserve">17.871</w:t>
+            </w:r>
+          </w:p>
+        </w:tc>
+        <w:tc>
+          <w:tcPr/>
+          <w:p>
+            <w:pPr>
+              <w:pStyle w:val="Compact"/>
+              <w:jc w:val="right"/>
+            </w:pPr>
+            <w:r>
+              <w:t xml:space="preserve">18.455</w:t>
+            </w:r>
+          </w:p>
+        </w:tc>
+        <w:tc>
+          <w:tcPr/>
+          <w:p>
+            <w:pPr>
+              <w:pStyle w:val="Compact"/>
+              <w:jc w:val="right"/>
+            </w:pPr>
+            <w:r>
+              <w:t xml:space="preserve">-1.295</w:t>
+            </w:r>
+          </w:p>
+        </w:tc>
+        <w:tc>
+          <w:tcPr/>
+          <w:p>
+            <w:pPr>
+              <w:pStyle w:val="Compact"/>
+              <w:jc w:val="right"/>
+            </w:pPr>
+            <w:r>
+              <w:t xml:space="preserve">-13.174</w:t>
+            </w:r>
+          </w:p>
+        </w:tc>
+        <w:tc>
+          <w:tcPr/>
+          <w:p>
+            <w:pPr>
+              <w:pStyle w:val="Compact"/>
+              <w:jc w:val="right"/>
+            </w:pPr>
+            <w:r>
+              <w:t xml:space="preserve">77.696</w:t>
+            </w:r>
+          </w:p>
+        </w:tc>
+      </w:tr>
+      <w:tr>
+        <w:tc>
+          <w:tcPr/>
+          <w:p>
+            <w:pPr>
+              <w:pStyle w:val="Compact"/>
+              <w:jc w:val="left"/>
+            </w:pPr>
+            <w:r>
+              <w:t xml:space="preserve">Tong</w:t>
+            </w:r>
+          </w:p>
+        </w:tc>
+        <w:tc>
+          <w:tcPr/>
+          <w:p>
+            <w:pPr>
+              <w:pStyle w:val="Compact"/>
+              <w:jc w:val="right"/>
+            </w:pPr>
+            <w:r>
+              <w:t xml:space="preserve">10.403</w:t>
+            </w:r>
+          </w:p>
+        </w:tc>
+        <w:tc>
+          <w:tcPr/>
+          <w:p>
+            <w:pPr>
+              <w:pStyle w:val="Compact"/>
+              <w:jc w:val="right"/>
+            </w:pPr>
+            <w:r>
+              <w:t xml:space="preserve">7.062</w:t>
+            </w:r>
+          </w:p>
+        </w:tc>
+        <w:tc>
+          <w:tcPr/>
+          <w:p>
+            <w:pPr>
+              <w:pStyle w:val="Compact"/>
+              <w:jc w:val="right"/>
+            </w:pPr>
+            <w:r>
+              <w:t xml:space="preserve">9.064</w:t>
+            </w:r>
+          </w:p>
+        </w:tc>
+        <w:tc>
+          <w:tcPr/>
+          <w:p>
+            <w:pPr>
+              <w:pStyle w:val="Compact"/>
+              <w:jc w:val="right"/>
+            </w:pPr>
+            <w:r>
+              <w:t xml:space="preserve">-204</w:t>
+            </w:r>
+          </w:p>
+        </w:tc>
+        <w:tc>
+          <w:tcPr/>
+          <w:p>
+            <w:pPr>
+              <w:pStyle w:val="Compact"/>
+              <w:jc w:val="right"/>
+            </w:pPr>
+            <w:r>
+              <w:t xml:space="preserve">18.005</w:t>
+            </w:r>
+          </w:p>
+        </w:tc>
+        <w:tc>
+          <w:tcPr/>
+          <w:p>
+            <w:pPr>
+              <w:pStyle w:val="Compact"/>
+              <w:jc w:val="right"/>
+            </w:pPr>
+            <w:r>
+              <w:t xml:space="preserve">14.232</w:t>
+            </w:r>
+          </w:p>
+        </w:tc>
+        <w:tc>
+          <w:tcPr/>
+          <w:p>
+            <w:pPr>
+              <w:pStyle w:val="Compact"/>
+              <w:jc w:val="right"/>
+            </w:pPr>
+            <w:r>
+              <w:t xml:space="preserve">1.784</w:t>
+            </w:r>
+          </w:p>
+        </w:tc>
+        <w:tc>
+          <w:tcPr/>
+          <w:p>
+            <w:pPr>
+              <w:pStyle w:val="Compact"/>
+              <w:jc w:val="right"/>
+            </w:pPr>
+            <w:r>
+              <w:t xml:space="preserve">60.346</w:t>
+            </w:r>
+          </w:p>
+        </w:tc>
+      </w:tr>
+      <w:tr>
+        <w:tc>
+          <w:tcPr/>
+          <w:p>
+            <w:pPr>
+              <w:pStyle w:val="Compact"/>
+              <w:jc w:val="left"/>
+            </w:pPr>
+            <w:r>
+              <w:t xml:space="preserve">Haring</w:t>
+            </w:r>
+          </w:p>
+        </w:tc>
+        <w:tc>
+          <w:tcPr/>
+          <w:p>
+            <w:pPr>
+              <w:pStyle w:val="Compact"/>
+              <w:jc w:val="right"/>
+            </w:pPr>
+            <w:r>
+              <w:t xml:space="preserve">-3.730</w:t>
+            </w:r>
+          </w:p>
+        </w:tc>
+        <w:tc>
+          <w:tcPr/>
+          <w:p>
+            <w:pPr>
+              <w:pStyle w:val="Compact"/>
+              <w:jc w:val="right"/>
+            </w:pPr>
+            <w:r>
+              <w:t xml:space="preserve">-1.233</w:t>
+            </w:r>
+          </w:p>
+        </w:tc>
+        <w:tc>
+          <w:tcPr/>
+          <w:p>
+            <w:pPr>
+              <w:pStyle w:val="Compact"/>
+              <w:jc w:val="right"/>
+            </w:pPr>
+            <w:r>
+              <w:t xml:space="preserve">-13.791</w:t>
+            </w:r>
+          </w:p>
+        </w:tc>
+        <w:tc>
+          <w:tcPr/>
+          <w:p>
+            <w:pPr>
+              <w:pStyle w:val="Compact"/>
+              <w:jc w:val="right"/>
+            </w:pPr>
+            <w:r>
+              <w:t xml:space="preserve">-2.697</w:t>
+            </w:r>
+          </w:p>
+        </w:tc>
+        <w:tc>
+          <w:tcPr/>
+          <w:p>
+            <w:pPr>
+              <w:pStyle w:val="Compact"/>
+              <w:jc w:val="right"/>
+            </w:pPr>
+            <w:r>
+              <w:t xml:space="preserve">20.729</w:t>
+            </w:r>
+          </w:p>
+        </w:tc>
+        <w:tc>
+          <w:tcPr/>
+          <w:p>
+            <w:pPr>
+              <w:pStyle w:val="Compact"/>
+              <w:jc w:val="right"/>
+            </w:pPr>
+            <w:r>
+              <w:t xml:space="preserve">7.156</w:t>
+            </w:r>
+          </w:p>
+        </w:tc>
+        <w:tc>
+          <w:tcPr/>
+          <w:p>
+            <w:pPr>
+              <w:pStyle w:val="Compact"/>
+              <w:jc w:val="right"/>
+            </w:pPr>
+            <w:r>
+              <w:t xml:space="preserve">36.326</w:t>
+            </w:r>
+          </w:p>
+        </w:tc>
+        <w:tc>
+          <w:tcPr/>
+          <w:p>
+            <w:pPr>
+              <w:pStyle w:val="Compact"/>
+              <w:jc w:val="right"/>
+            </w:pPr>
+            <w:r>
+              <w:t xml:space="preserve">42.760</w:t>
+            </w:r>
+          </w:p>
+        </w:tc>
+      </w:tr>
+      <w:tr>
+        <w:tc>
+          <w:tcPr/>
+          <w:p>
+            <w:pPr>
+              <w:pStyle w:val="Compact"/>
+              <w:jc w:val="left"/>
+            </w:pPr>
+            <w:r>
+              <w:t xml:space="preserve">Overig / onbekend</w:t>
+            </w:r>
+          </w:p>
+        </w:tc>
+        <w:tc>
+          <w:tcPr/>
+          <w:p>
+            <w:pPr>
+              <w:pStyle w:val="Compact"/>
+              <w:jc w:val="right"/>
+            </w:pPr>
+            <w:r>
+              <w:t xml:space="preserve">-14.618</w:t>
+            </w:r>
+          </w:p>
+        </w:tc>
+        <w:tc>
+          <w:tcPr/>
+          <w:p>
+            <w:pPr>
+              <w:pStyle w:val="Compact"/>
+              <w:jc w:val="right"/>
+            </w:pPr>
+            <w:r>
+              <w:t xml:space="preserve">-12.507</w:t>
+            </w:r>
+          </w:p>
+        </w:tc>
+        <w:tc>
+          <w:tcPr/>
+          <w:p>
+            <w:pPr>
+              <w:pStyle w:val="Compact"/>
+              <w:jc w:val="right"/>
+            </w:pPr>
+            <w:r>
+              <w:t xml:space="preserve">18.707</w:t>
+            </w:r>
+          </w:p>
+        </w:tc>
+        <w:tc>
+          <w:tcPr/>
+          <w:p>
+            <w:pPr>
+              <w:pStyle w:val="Compact"/>
+              <w:jc w:val="right"/>
+            </w:pPr>
+            <w:r>
+              <w:t xml:space="preserve">7.414</w:t>
+            </w:r>
+          </w:p>
+        </w:tc>
+        <w:tc>
+          <w:tcPr/>
+          <w:p>
+            <w:pPr>
+              <w:pStyle w:val="Compact"/>
+              <w:jc w:val="right"/>
+            </w:pPr>
+            <w:r>
+              <w:t xml:space="preserve">35.275</w:t>
+            </w:r>
+          </w:p>
+        </w:tc>
+        <w:tc>
+          <w:tcPr/>
+          <w:p>
+            <w:pPr>
+              <w:pStyle w:val="Compact"/>
+              <w:jc w:val="right"/>
+            </w:pPr>
+            <w:r>
+              <w:t xml:space="preserve">-1.815</w:t>
+            </w:r>
+          </w:p>
+        </w:tc>
+        <w:tc>
+          <w:tcPr/>
+          <w:p>
+            <w:pPr>
+              <w:pStyle w:val="Compact"/>
+              <w:jc w:val="right"/>
+            </w:pPr>
+            <w:r>
+              <w:t xml:space="preserve">9.056</w:t>
+            </w:r>
+          </w:p>
+        </w:tc>
+        <w:tc>
+          <w:tcPr/>
+          <w:p>
+            <w:pPr>
+              <w:pStyle w:val="Compact"/>
+              <w:jc w:val="right"/>
+            </w:pPr>
+            <w:r>
+              <w:t xml:space="preserve">41.512</w:t>
+            </w:r>
+          </w:p>
+        </w:tc>
+      </w:tr>
+      <w:tr>
+        <w:tc>
+          <w:tcPr/>
+          <w:p>
+            <w:pPr>
+              <w:pStyle w:val="Compact"/>
+              <w:jc w:val="left"/>
+            </w:pPr>
+            <w:r>
+              <w:t xml:space="preserve">Schol</w:t>
+            </w:r>
+          </w:p>
+        </w:tc>
+        <w:tc>
+          <w:tcPr/>
+          <w:p>
+            <w:pPr>
+              <w:pStyle w:val="Compact"/>
+              <w:jc w:val="right"/>
+            </w:pPr>
+            <w:r>
+              <w:t xml:space="preserve">8.421</w:t>
+            </w:r>
+          </w:p>
+        </w:tc>
+        <w:tc>
+          <w:tcPr/>
+          <w:p>
+            <w:pPr>
+              <w:pStyle w:val="Compact"/>
+              <w:jc w:val="right"/>
+            </w:pPr>
+            <w:r>
+              <w:t xml:space="preserve">4.675</w:t>
+            </w:r>
+          </w:p>
+        </w:tc>
+        <w:tc>
+          <w:tcPr/>
+          <w:p>
+            <w:pPr>
+              <w:pStyle w:val="Compact"/>
+              <w:jc w:val="right"/>
+            </w:pPr>
+            <w:r>
+              <w:t xml:space="preserve">4.525</w:t>
+            </w:r>
+          </w:p>
+        </w:tc>
+        <w:tc>
+          <w:tcPr/>
+          <w:p>
+            <w:pPr>
+              <w:pStyle w:val="Compact"/>
+              <w:jc w:val="right"/>
+            </w:pPr>
+            <w:r>
+              <w:t xml:space="preserve">2.068</w:t>
+            </w:r>
+          </w:p>
+        </w:tc>
+        <w:tc>
+          <w:tcPr/>
+          <w:p>
+            <w:pPr>
+              <w:pStyle w:val="Compact"/>
+              <w:jc w:val="right"/>
+            </w:pPr>
+            <w:r>
+              <w:t xml:space="preserve">1.781</w:t>
+            </w:r>
+          </w:p>
+        </w:tc>
+        <w:tc>
+          <w:tcPr/>
+          <w:p>
+            <w:pPr>
+              <w:pStyle w:val="Compact"/>
+              <w:jc w:val="right"/>
+            </w:pPr>
+            <w:r>
+              <w:t xml:space="preserve">4.640</w:t>
+            </w:r>
+          </w:p>
+        </w:tc>
+        <w:tc>
+          <w:tcPr/>
+          <w:p>
+            <w:pPr>
+              <w:pStyle w:val="Compact"/>
+              <w:jc w:val="right"/>
+            </w:pPr>
+            <w:r>
+              <w:t xml:space="preserve">5.383</w:t>
+            </w:r>
+          </w:p>
+        </w:tc>
+        <w:tc>
+          <w:tcPr/>
+          <w:p>
+            <w:pPr>
+              <w:pStyle w:val="Compact"/>
+              <w:jc w:val="right"/>
+            </w:pPr>
+            <w:r>
+              <w:t xml:space="preserve">31.492</w:t>
+            </w:r>
+          </w:p>
+        </w:tc>
+      </w:tr>
+      <w:tr>
+        <w:tc>
+          <w:tcPr/>
+          <w:p>
+            <w:pPr>
+              <w:pStyle w:val="Compact"/>
+              <w:jc w:val="left"/>
+            </w:pPr>
+            <w:r>
+              <w:t xml:space="preserve">Horsmakreel</w:t>
+            </w:r>
+          </w:p>
+        </w:tc>
+        <w:tc>
+          <w:tcPr/>
+          <w:p>
+            <w:pPr>
+              <w:pStyle w:val="Compact"/>
+              <w:jc w:val="right"/>
+            </w:pPr>
+            <w:r>
+              <w:t xml:space="preserve">-4.721</w:t>
+            </w:r>
+          </w:p>
+        </w:tc>
+        <w:tc>
+          <w:tcPr/>
+          <w:p>
+            <w:pPr>
+              <w:pStyle w:val="Compact"/>
+              <w:jc w:val="right"/>
+            </w:pPr>
+            <w:r>
+              <w:t xml:space="preserve">-6.356</w:t>
+            </w:r>
+          </w:p>
+        </w:tc>
+        <w:tc>
+          <w:tcPr/>
+          <w:p>
+            <w:pPr>
+              <w:pStyle w:val="Compact"/>
+              <w:jc w:val="right"/>
+            </w:pPr>
+            <w:r>
+              <w:t xml:space="preserve">-6.785</w:t>
+            </w:r>
+          </w:p>
+        </w:tc>
+        <w:tc>
+          <w:tcPr/>
+          <w:p>
+            <w:pPr>
+              <w:pStyle w:val="Compact"/>
+              <w:jc w:val="right"/>
+            </w:pPr>
+            <w:r>
+              <w:t xml:space="preserve">13.543</w:t>
+            </w:r>
+          </w:p>
+        </w:tc>
+        <w:tc>
+          <w:tcPr/>
+          <w:p>
+            <w:pPr>
+              <w:pStyle w:val="Compact"/>
+              <w:jc w:val="right"/>
+            </w:pPr>
+            <w:r>
+              <w:t xml:space="preserve">13.817</w:t>
+            </w:r>
+          </w:p>
+        </w:tc>
+        <w:tc>
+          <w:tcPr/>
+          <w:p>
+            <w:pPr>
+              <w:pStyle w:val="Compact"/>
+              <w:jc w:val="right"/>
+            </w:pPr>
+            <w:r>
+              <w:t xml:space="preserve">2.289</w:t>
+            </w:r>
+          </w:p>
+        </w:tc>
+        <w:tc>
+          <w:tcPr/>
+          <w:p>
+            <w:pPr>
+              <w:pStyle w:val="Compact"/>
+              <w:jc w:val="right"/>
+            </w:pPr>
+            <w:r>
+              <w:t xml:space="preserve">6.217</w:t>
+            </w:r>
+          </w:p>
+        </w:tc>
+        <w:tc>
+          <w:tcPr/>
+          <w:p>
+            <w:pPr>
+              <w:pStyle w:val="Compact"/>
+              <w:jc w:val="right"/>
+            </w:pPr>
+            <w:r>
+              <w:t xml:space="preserve">18.005</w:t>
+            </w:r>
+          </w:p>
+        </w:tc>
+      </w:tr>
+      <w:tr>
+        <w:tc>
+          <w:tcPr/>
+          <w:p>
+            <w:pPr>
+              <w:pStyle w:val="Compact"/>
+              <w:jc w:val="left"/>
+            </w:pPr>
+            <w:r>
+              <w:t xml:space="preserve">Zwarte koolvis</w:t>
+            </w:r>
+          </w:p>
+        </w:tc>
+        <w:tc>
+          <w:tcPr/>
+          <w:p>
+            <w:pPr>
+              <w:pStyle w:val="Compact"/>
+              <w:jc w:val="right"/>
+            </w:pPr>
+            <w:r>
+              <w:t xml:space="preserve">2.423</w:t>
+            </w:r>
+          </w:p>
+        </w:tc>
+        <w:tc>
+          <w:tcPr/>
+          <w:p>
+            <w:pPr>
+              <w:pStyle w:val="Compact"/>
+              <w:jc w:val="right"/>
+            </w:pPr>
+            <w:r>
+              <w:t xml:space="preserve">-1.202</w:t>
+            </w:r>
+          </w:p>
+        </w:tc>
+        <w:tc>
+          <w:tcPr/>
+          <w:p>
+            <w:pPr>
+              <w:pStyle w:val="Compact"/>
+              <w:jc w:val="right"/>
+            </w:pPr>
+            <w:r>
+              <w:t xml:space="preserve">-576</w:t>
+            </w:r>
+          </w:p>
+        </w:tc>
+        <w:tc>
+          <w:tcPr/>
+          <w:p>
+            <w:pPr>
+              <w:pStyle w:val="Compact"/>
+              <w:jc w:val="right"/>
+            </w:pPr>
+            <w:r>
+              <w:t xml:space="preserve">-515</w:t>
+            </w:r>
+          </w:p>
+        </w:tc>
+        <w:tc>
+          <w:tcPr/>
+          <w:p>
+            <w:pPr>
+              <w:pStyle w:val="Compact"/>
+              <w:jc w:val="right"/>
+            </w:pPr>
+            <w:r>
+              <w:t xml:space="preserve">-2.086</w:t>
+            </w:r>
+          </w:p>
+        </w:tc>
+        <w:tc>
+          <w:tcPr/>
+          <w:p>
+            <w:pPr>
+              <w:pStyle w:val="Compact"/>
+              <w:jc w:val="right"/>
+            </w:pPr>
+            <w:r>
+              <w:t xml:space="preserve">1.773</w:t>
+            </w:r>
+          </w:p>
+        </w:tc>
+        <w:tc>
+          <w:tcPr/>
+          <w:p>
+            <w:pPr>
+              <w:pStyle w:val="Compact"/>
+              <w:jc w:val="right"/>
+            </w:pPr>
+            <w:r>
+              <w:t xml:space="preserve">4.615</w:t>
+            </w:r>
+          </w:p>
+        </w:tc>
+        <w:tc>
+          <w:tcPr/>
+          <w:p>
+            <w:pPr>
+              <w:pStyle w:val="Compact"/>
+              <w:jc w:val="right"/>
+            </w:pPr>
+            <w:r>
+              <w:t xml:space="preserve">4.431</w:t>
+            </w:r>
+          </w:p>
+        </w:tc>
+      </w:tr>
+      <w:tr>
+        <w:tc>
+          <w:tcPr/>
+          <w:p>
+            <w:pPr>
+              <w:pStyle w:val="Compact"/>
+              <w:jc w:val="left"/>
+            </w:pPr>
+            <w:r>
+              <w:t xml:space="preserve">Schelvis</w:t>
+            </w:r>
+          </w:p>
+        </w:tc>
+        <w:tc>
+          <w:tcPr/>
+          <w:p>
+            <w:pPr>
+              <w:pStyle w:val="Compact"/>
+              <w:jc w:val="right"/>
+            </w:pPr>
+            <w:r>
+              <w:t xml:space="preserve">-4.600</w:t>
+            </w:r>
+          </w:p>
+        </w:tc>
+        <w:tc>
+          <w:tcPr/>
+          <w:p>
+            <w:pPr>
+              <w:pStyle w:val="Compact"/>
+              <w:jc w:val="right"/>
+            </w:pPr>
+            <w:r>
+              <w:t xml:space="preserve">-5.821</w:t>
+            </w:r>
+          </w:p>
+        </w:tc>
+        <w:tc>
+          <w:tcPr/>
+          <w:p>
+            <w:pPr>
+              <w:pStyle w:val="Compact"/>
+              <w:jc w:val="right"/>
+            </w:pPr>
+            <w:r>
+              <w:t xml:space="preserve">-4.084</w:t>
+            </w:r>
+          </w:p>
+        </w:tc>
+        <w:tc>
+          <w:tcPr/>
+          <w:p>
+            <w:pPr>
+              <w:pStyle w:val="Compact"/>
+              <w:jc w:val="right"/>
+            </w:pPr>
+            <w:r>
+              <w:t xml:space="preserve">-2.568</w:t>
+            </w:r>
+          </w:p>
+        </w:tc>
+        <w:tc>
+          <w:tcPr/>
+          <w:p>
+            <w:pPr>
+              <w:pStyle w:val="Compact"/>
+              <w:jc w:val="right"/>
+            </w:pPr>
+            <w:r>
+              <w:t xml:space="preserve">-2.331</w:t>
+            </w:r>
+          </w:p>
+        </w:tc>
+        <w:tc>
+          <w:tcPr/>
+          <w:p>
+            <w:pPr>
+              <w:pStyle w:val="Compact"/>
+              <w:jc w:val="right"/>
+            </w:pPr>
+            <w:r>
+              <w:t xml:space="preserve">-4.824</w:t>
+            </w:r>
+          </w:p>
+        </w:tc>
+        <w:tc>
+          <w:tcPr/>
+          <w:p>
+            <w:pPr>
+              <w:pStyle w:val="Compact"/>
+              <w:jc w:val="right"/>
+            </w:pPr>
+            <w:r>
+              <w:t xml:space="preserve">-6.022</w:t>
+            </w:r>
+          </w:p>
+        </w:tc>
+        <w:tc>
+          <w:tcPr/>
+          <w:p>
+            <w:pPr>
+              <w:pStyle w:val="Compact"/>
+              <w:jc w:val="right"/>
+            </w:pPr>
+            <w:r>
+              <w:t xml:space="preserve">-30.250</w:t>
+            </w:r>
+          </w:p>
+        </w:tc>
+      </w:tr>
+      <w:tr>
+        <w:tc>
+          <w:tcPr/>
+          <w:p>
+            <w:pPr>
+              <w:pStyle w:val="Compact"/>
+              <w:jc w:val="left"/>
+            </w:pPr>
+            <w:r>
+              <w:t xml:space="preserve">Alaska koolvis</w:t>
+            </w:r>
+          </w:p>
+        </w:tc>
+        <w:tc>
+          <w:tcPr/>
+          <w:p>
+            <w:pPr>
+              <w:pStyle w:val="Compact"/>
+              <w:jc w:val="right"/>
+            </w:pPr>
+            <w:r>
+              <w:t xml:space="preserve">-9.294</w:t>
+            </w:r>
+          </w:p>
+        </w:tc>
+        <w:tc>
+          <w:tcPr/>
+          <w:p>
+            <w:pPr>
+              <w:pStyle w:val="Compact"/>
+              <w:jc w:val="right"/>
+            </w:pPr>
+            <w:r>
+              <w:t xml:space="preserve">-3.107</w:t>
+            </w:r>
+          </w:p>
+        </w:tc>
+        <w:tc>
+          <w:tcPr/>
+          <w:p>
+            <w:pPr>
+              <w:pStyle w:val="Compact"/>
+              <w:jc w:val="right"/>
+            </w:pPr>
+            <w:r>
+              <w:t xml:space="preserve">1.258</w:t>
+            </w:r>
+          </w:p>
+        </w:tc>
+        <w:tc>
+          <w:tcPr/>
+          <w:p>
+            <w:pPr>
+              <w:pStyle w:val="Compact"/>
+              <w:jc w:val="right"/>
+            </w:pPr>
+            <w:r>
+              <w:t xml:space="preserve">-20.005</w:t>
+            </w:r>
+          </w:p>
+        </w:tc>
+        <w:tc>
+          <w:tcPr/>
+          <w:p>
+            <w:pPr>
+              <w:pStyle w:val="Compact"/>
+              <w:jc w:val="right"/>
+            </w:pPr>
+            <w:r>
+              <w:t xml:space="preserve">2.223</w:t>
+            </w:r>
+          </w:p>
+        </w:tc>
+        <w:tc>
+          <w:tcPr/>
+          <w:p>
+            <w:pPr>
+              <w:pStyle w:val="Compact"/>
+              <w:jc w:val="right"/>
+            </w:pPr>
+            <w:r>
+              <w:t xml:space="preserve">96</w:t>
+            </w:r>
+          </w:p>
+        </w:tc>
+        <w:tc>
+          <w:tcPr/>
+          <w:p>
+            <w:pPr>
+              <w:pStyle w:val="Compact"/>
+              <w:jc w:val="right"/>
+            </w:pPr>
+            <w:r>
+              <w:t xml:space="preserve">-20.652</w:t>
+            </w:r>
+          </w:p>
+        </w:tc>
+        <w:tc>
+          <w:tcPr/>
+          <w:p>
+            <w:pPr>
+              <w:pStyle w:val="Compact"/>
+              <w:jc w:val="right"/>
+            </w:pPr>
+            <w:r>
+              <w:t xml:space="preserve">-49.482</w:t>
+            </w:r>
+          </w:p>
+        </w:tc>
+      </w:tr>
+      <w:tr>
+        <w:tc>
+          <w:tcPr/>
+          <w:p>
+            <w:pPr>
+              <w:pStyle w:val="Compact"/>
+              <w:jc w:val="left"/>
+            </w:pPr>
+            <w:r>
+              <w:t xml:space="preserve">Blauwe wijting</w:t>
+            </w:r>
+          </w:p>
+        </w:tc>
+        <w:tc>
+          <w:tcPr/>
+          <w:p>
+            <w:pPr>
+              <w:pStyle w:val="Compact"/>
+              <w:jc w:val="right"/>
+            </w:pPr>
+            <w:r>
+              <w:t xml:space="preserve">17.711</w:t>
+            </w:r>
+          </w:p>
+        </w:tc>
+        <w:tc>
+          <w:tcPr/>
+          <w:p>
+            <w:pPr>
+              <w:pStyle w:val="Compact"/>
+              <w:jc w:val="right"/>
+            </w:pPr>
+            <w:r>
+              <w:t xml:space="preserve">-45.924</w:t>
+            </w:r>
+          </w:p>
+        </w:tc>
+        <w:tc>
+          <w:tcPr/>
+          <w:p>
+            <w:pPr>
+              <w:pStyle w:val="Compact"/>
+              <w:jc w:val="right"/>
+            </w:pPr>
+            <w:r>
+              <w:t xml:space="preserve">-26.917</w:t>
+            </w:r>
+          </w:p>
+        </w:tc>
+        <w:tc>
+          <w:tcPr/>
+          <w:p>
+            <w:pPr>
+              <w:pStyle w:val="Compact"/>
+              <w:jc w:val="right"/>
+            </w:pPr>
+            <w:r>
+              <w:t xml:space="preserve">-12.119</w:t>
+            </w:r>
+          </w:p>
+        </w:tc>
+        <w:tc>
+          <w:tcPr/>
+          <w:p>
+            <w:pPr>
+              <w:pStyle w:val="Compact"/>
+              <w:jc w:val="right"/>
+            </w:pPr>
+            <w:r>
+              <w:t xml:space="preserve">-39.218</w:t>
+            </w:r>
+          </w:p>
+        </w:tc>
+        <w:tc>
+          <w:tcPr/>
+          <w:p>
+            <w:pPr>
+              <w:pStyle w:val="Compact"/>
+              <w:jc w:val="right"/>
+            </w:pPr>
+            <w:r>
+              <w:t xml:space="preserve">6.900</w:t>
+            </w:r>
+          </w:p>
+        </w:tc>
+        <w:tc>
+          <w:tcPr/>
+          <w:p>
+            <w:pPr>
+              <w:pStyle w:val="Compact"/>
+              <w:jc w:val="right"/>
+            </w:pPr>
+            <w:r>
+              <w:t xml:space="preserve">22.779</w:t>
+            </w:r>
+          </w:p>
+        </w:tc>
+        <w:tc>
+          <w:tcPr/>
+          <w:p>
+            <w:pPr>
+              <w:pStyle w:val="Compact"/>
+              <w:jc w:val="right"/>
+            </w:pPr>
+            <w:r>
+              <w:t xml:space="preserve">-76.789</w:t>
+            </w:r>
+          </w:p>
+        </w:tc>
+      </w:tr>
+      <w:tr>
+        <w:tc>
+          <w:tcPr/>
+          <w:p>
+            <w:pPr>
+              <w:pStyle w:val="Compact"/>
+              <w:jc w:val="left"/>
+            </w:pPr>
+            <w:r>
+              <w:t xml:space="preserve">Kabeljauw</w:t>
+            </w:r>
+          </w:p>
+        </w:tc>
+        <w:tc>
+          <w:tcPr/>
+          <w:p>
+            <w:pPr>
+              <w:pStyle w:val="Compact"/>
+              <w:jc w:val="right"/>
+            </w:pPr>
+            <w:r>
+              <w:t xml:space="preserve">-169.635</w:t>
+            </w:r>
+          </w:p>
+        </w:tc>
+        <w:tc>
+          <w:tcPr/>
+          <w:p>
+            <w:pPr>
+              <w:pStyle w:val="Compact"/>
+              <w:jc w:val="right"/>
+            </w:pPr>
+            <w:r>
+              <w:t xml:space="preserve">-3.300</w:t>
+            </w:r>
+          </w:p>
+        </w:tc>
+        <w:tc>
+          <w:tcPr/>
+          <w:p>
+            <w:pPr>
+              <w:pStyle w:val="Compact"/>
+              <w:jc w:val="right"/>
+            </w:pPr>
+            <w:r>
+              <w:t xml:space="preserve">-11.174</w:t>
+            </w:r>
+          </w:p>
+        </w:tc>
+        <w:tc>
+          <w:tcPr/>
+          <w:p>
+            <w:pPr>
+              <w:pStyle w:val="Compact"/>
+              <w:jc w:val="right"/>
+            </w:pPr>
+            <w:r>
+              <w:t xml:space="preserve">-10.702</w:t>
+            </w:r>
+          </w:p>
+        </w:tc>
+        <w:tc>
+          <w:tcPr/>
+          <w:p>
+            <w:pPr>
+              <w:pStyle w:val="Compact"/>
+              <w:jc w:val="right"/>
+            </w:pPr>
+            <w:r>
+              <w:t xml:space="preserve">12.966</w:t>
+            </w:r>
+          </w:p>
+        </w:tc>
+        <w:tc>
+          <w:tcPr/>
+          <w:p>
+            <w:pPr>
+              <w:pStyle w:val="Compact"/>
+              <w:jc w:val="right"/>
+            </w:pPr>
+            <w:r>
+              <w:t xml:space="preserve">47.070</w:t>
+            </w:r>
+          </w:p>
+        </w:tc>
+        <w:tc>
+          <w:tcPr/>
+          <w:p>
+            <w:pPr>
+              <w:pStyle w:val="Compact"/>
+              <w:jc w:val="right"/>
+            </w:pPr>
+            <w:r>
+              <w:t xml:space="preserve">45.157</w:t>
+            </w:r>
+          </w:p>
+        </w:tc>
+        <w:tc>
+          <w:tcPr/>
+          <w:p>
+            <w:pPr>
+              <w:pStyle w:val="Compact"/>
+              <w:jc w:val="right"/>
+            </w:pPr>
+            <w:r>
+              <w:t xml:space="preserve">-89.618</w:t>
+            </w:r>
+          </w:p>
+        </w:tc>
+      </w:tr>
+      <w:tr>
+        <w:tc>
+          <w:tcPr/>
+          <w:p>
+            <w:pPr>
+              <w:pStyle w:val="Compact"/>
+              <w:jc w:val="left"/>
+            </w:pPr>
+            <w:r>
+              <w:t xml:space="preserve">Zalm</w:t>
+            </w:r>
+          </w:p>
+        </w:tc>
+        <w:tc>
+          <w:tcPr/>
+          <w:p>
+            <w:pPr>
+              <w:pStyle w:val="Compact"/>
+              <w:jc w:val="right"/>
+            </w:pPr>
+            <w:r>
+              <w:t xml:space="preserve">-11.043</w:t>
+            </w:r>
+          </w:p>
+        </w:tc>
+        <w:tc>
+          <w:tcPr/>
+          <w:p>
+            <w:pPr>
+              <w:pStyle w:val="Compact"/>
+              <w:jc w:val="right"/>
+            </w:pPr>
+            <w:r>
+              <w:t xml:space="preserve">-19.938</w:t>
+            </w:r>
+          </w:p>
+        </w:tc>
+        <w:tc>
+          <w:tcPr/>
+          <w:p>
+            <w:pPr>
+              <w:pStyle w:val="Compact"/>
+              <w:jc w:val="right"/>
+            </w:pPr>
+            <w:r>
+              <w:t xml:space="preserve">-11.550</w:t>
+            </w:r>
+          </w:p>
+        </w:tc>
+        <w:tc>
+          <w:tcPr/>
+          <w:p>
+            <w:pPr>
+              <w:pStyle w:val="Compact"/>
+              <w:jc w:val="right"/>
+            </w:pPr>
+            <w:r>
+              <w:t xml:space="preserve">-38.887</w:t>
+            </w:r>
+          </w:p>
+        </w:tc>
+        <w:tc>
+          <w:tcPr/>
+          <w:p>
+            <w:pPr>
+              <w:pStyle w:val="Compact"/>
+              <w:jc w:val="right"/>
+            </w:pPr>
+            <w:r>
+              <w:t xml:space="preserve">-52.940</w:t>
+            </w:r>
+          </w:p>
+        </w:tc>
+        <w:tc>
+          <w:tcPr/>
+          <w:p>
+            <w:pPr>
+              <w:pStyle w:val="Compact"/>
+              <w:jc w:val="right"/>
+            </w:pPr>
+            <w:r>
+              <w:t xml:space="preserve">-66.651</w:t>
+            </w:r>
+          </w:p>
+        </w:tc>
+        <w:tc>
+          <w:tcPr/>
+          <w:p>
+            <w:pPr>
+              <w:pStyle w:val="Compact"/>
+              <w:jc w:val="right"/>
+            </w:pPr>
+            <w:r>
+              <w:t xml:space="preserve">-38.902</w:t>
+            </w:r>
+          </w:p>
+        </w:tc>
+        <w:tc>
+          <w:tcPr/>
+          <w:p>
+            <w:pPr>
+              <w:pStyle w:val="Compact"/>
+              <w:jc w:val="right"/>
+            </w:pPr>
+            <w:r>
+              <w:t xml:space="preserve">-239.912</w:t>
+            </w:r>
+          </w:p>
+        </w:tc>
+      </w:tr>
+      <w:tr>
+        <w:tc>
+          <w:tcPr/>
+          <w:p>
+            <w:pPr>
+              <w:pStyle w:val="Compact"/>
+              <w:jc w:val="left"/>
+            </w:pPr>
+            <w:r>
+              <w:t xml:space="preserve">Totaal</w:t>
+            </w:r>
+          </w:p>
+        </w:tc>
+        <w:tc>
+          <w:tcPr/>
+          <w:p>
+            <w:pPr>
+              <w:pStyle w:val="Compact"/>
+              <w:jc w:val="right"/>
+            </w:pPr>
+            <w:r>
+              <w:t xml:space="preserve">-62.143</w:t>
+            </w:r>
+          </w:p>
+        </w:tc>
+        <w:tc>
+          <w:tcPr/>
+          <w:p>
+            <w:pPr>
+              <w:pStyle w:val="Compact"/>
+              <w:jc w:val="right"/>
+            </w:pPr>
+            <w:r>
+              <w:t xml:space="preserve">-38.164</w:t>
+            </w:r>
+          </w:p>
+        </w:tc>
+        <w:tc>
+          <w:tcPr/>
+          <w:p>
+            <w:pPr>
+              <w:pStyle w:val="Compact"/>
+              <w:jc w:val="right"/>
+            </w:pPr>
+            <w:r>
+              <w:t xml:space="preserve">122.575</w:t>
+            </w:r>
+          </w:p>
+        </w:tc>
+        <w:tc>
+          <w:tcPr/>
+          <w:p>
+            <w:pPr>
+              <w:pStyle w:val="Compact"/>
+              <w:jc w:val="right"/>
+            </w:pPr>
+            <w:r>
+              <w:t xml:space="preserve">59.403</w:t>
+            </w:r>
+          </w:p>
+        </w:tc>
+        <w:tc>
+          <w:tcPr/>
+          <w:p>
+            <w:pPr>
+              <w:pStyle w:val="Compact"/>
+              <w:jc w:val="right"/>
+            </w:pPr>
+            <w:r>
+              <w:t xml:space="preserve">77.983</w:t>
+            </w:r>
+          </w:p>
+        </w:tc>
+        <w:tc>
+          <w:tcPr/>
+          <w:p>
+            <w:pPr>
+              <w:pStyle w:val="Compact"/>
+              <w:jc w:val="right"/>
+            </w:pPr>
+            <w:r>
+              <w:t xml:space="preserve">147.982</w:t>
+            </w:r>
+          </w:p>
+        </w:tc>
+        <w:tc>
+          <w:tcPr/>
+          <w:p>
+            <w:pPr>
+              <w:pStyle w:val="Compact"/>
+              <w:jc w:val="right"/>
+            </w:pPr>
+            <w:r>
+              <w:t xml:space="preserve">119.873</w:t>
+            </w:r>
+          </w:p>
+        </w:tc>
+        <w:tc>
+          <w:tcPr/>
+          <w:p>
+            <w:pPr>
+              <w:pStyle w:val="Compact"/>
+              <w:jc w:val="right"/>
+            </w:pPr>
+            <w:r>
+              <w:t xml:space="preserve">427.510</w:t>
+            </w:r>
+          </w:p>
+        </w:tc>
+      </w:tr>
+    </w:tbl>
+    <w:bookmarkEnd w:id="33"/>
+    <w:bookmarkEnd w:id="34"/>
     <w:sectPr>
       <w:pgSz w:h="15840" w:w="12240"/>
       <w:pgMar w:bottom="1418" w:footer="720" w:gutter="0" w:header="720" w:left="1021" w:right="1021" w:top="851"/>
@@ -3820,91 +5895,6 @@
     <w:lvl w:ilvl="8">
       <w:numFmt w:val="bullet"/>
       <w:lvlText w:val="•"/>
-      <w:lvlJc w:val="left"/>
-      <w:pPr>
-        <w:ind w:left="6480" w:hanging="480"/>
-      </w:pPr>
-    </w:lvl>
-  </w:abstractNum>
-  <w:abstractNum w:abstractNumId="99411">
-    <w:nsid w:val="A99411"/>
-    <w:multiLevelType w:val="multilevel"/>
-    <w:lvl w:ilvl="0">
-      <w:start w:val="1"/>
-      <w:numFmt w:val="decimal"/>
-      <w:lvlText w:val="%1."/>
-      <w:lvlJc w:val="left"/>
-      <w:pPr>
-        <w:ind w:left="720" w:hanging="480"/>
-      </w:pPr>
-    </w:lvl>
-    <w:lvl w:ilvl="1">
-      <w:start w:val="1"/>
-      <w:numFmt w:val="decimal"/>
-      <w:lvlText w:val="%2."/>
-      <w:lvlJc w:val="left"/>
-      <w:pPr>
-        <w:ind w:left="1440" w:hanging="480"/>
-      </w:pPr>
-    </w:lvl>
-    <w:lvl w:ilvl="2">
-      <w:start w:val="1"/>
-      <w:numFmt w:val="decimal"/>
-      <w:lvlText w:val="%3."/>
-      <w:lvlJc w:val="left"/>
-      <w:pPr>
-        <w:ind w:left="2160" w:hanging="480"/>
-      </w:pPr>
-    </w:lvl>
-    <w:lvl w:ilvl="3">
-      <w:start w:val="1"/>
-      <w:numFmt w:val="decimal"/>
-      <w:lvlText w:val="%4."/>
-      <w:lvlJc w:val="left"/>
-      <w:pPr>
-        <w:ind w:left="2880" w:hanging="480"/>
-      </w:pPr>
-    </w:lvl>
-    <w:lvl w:ilvl="4">
-      <w:start w:val="1"/>
-      <w:numFmt w:val="decimal"/>
-      <w:lvlText w:val="%5."/>
-      <w:lvlJc w:val="left"/>
-      <w:pPr>
-        <w:ind w:left="3600" w:hanging="480"/>
-      </w:pPr>
-    </w:lvl>
-    <w:lvl w:ilvl="5">
-      <w:start w:val="1"/>
-      <w:numFmt w:val="decimal"/>
-      <w:lvlText w:val="%6."/>
-      <w:lvlJc w:val="left"/>
-      <w:pPr>
-        <w:ind w:left="4320" w:hanging="480"/>
-      </w:pPr>
-    </w:lvl>
-    <w:lvl w:ilvl="6">
-      <w:start w:val="1"/>
-      <w:numFmt w:val="decimal"/>
-      <w:lvlText w:val="%7."/>
-      <w:lvlJc w:val="left"/>
-      <w:pPr>
-        <w:ind w:left="5040" w:hanging="480"/>
-      </w:pPr>
-    </w:lvl>
-    <w:lvl w:ilvl="7">
-      <w:start w:val="1"/>
-      <w:numFmt w:val="decimal"/>
-      <w:lvlText w:val="%8."/>
-      <w:lvlJc w:val="left"/>
-      <w:pPr>
-        <w:ind w:left="5760" w:hanging="480"/>
-      </w:pPr>
-    </w:lvl>
-    <w:lvl w:ilvl="8">
-      <w:start w:val="1"/>
-      <w:numFmt w:val="decimal"/>
-      <w:lvlText w:val="%9."/>
       <w:lvlJc w:val="left"/>
       <w:pPr>
         <w:ind w:left="6480" w:hanging="480"/>
@@ -3970,36 +5960,6 @@
   </w:num>
   <w:num w:numId="1001">
     <w:abstractNumId w:val="991"/>
-  </w:num>
-  <w:num w:numId="1002">
-    <w:abstractNumId w:val="99411"/>
-    <w:lvlOverride w:ilvl="0">
-      <w:startOverride w:val="1"/>
-    </w:lvlOverride>
-    <w:lvlOverride w:ilvl="1">
-      <w:startOverride w:val="1"/>
-    </w:lvlOverride>
-    <w:lvlOverride w:ilvl="2">
-      <w:startOverride w:val="1"/>
-    </w:lvlOverride>
-    <w:lvlOverride w:ilvl="3">
-      <w:startOverride w:val="1"/>
-    </w:lvlOverride>
-    <w:lvlOverride w:ilvl="4">
-      <w:startOverride w:val="1"/>
-    </w:lvlOverride>
-    <w:lvlOverride w:ilvl="5">
-      <w:startOverride w:val="1"/>
-    </w:lvlOverride>
-    <w:lvlOverride w:ilvl="6">
-      <w:startOverride w:val="1"/>
-    </w:lvlOverride>
-    <w:lvlOverride w:ilvl="7">
-      <w:startOverride w:val="1"/>
-    </w:lvlOverride>
-    <w:lvlOverride w:ilvl="8">
-      <w:startOverride w:val="1"/>
-    </w:lvlOverride>
   </w:num>
 </w:numbering>
 </file>
